--- a/backend chart of startup.docx
+++ b/backend chart of startup.docx
@@ -18,7 +18,15 @@
         <w:t>complete backend blueprint</w:t>
       </w:r>
       <w:r>
-        <w:t xml:space="preserve"> for your MERN-based food delivery platform (Varanasi street food), including:</w:t>
+        <w:t xml:space="preserve"> for your MERN-based food delivery platform (</w:t>
+      </w:r>
+      <w:proofErr w:type="gramStart"/>
+      <w:r>
+        <w:t>Varanasi street</w:t>
+      </w:r>
+      <w:proofErr w:type="gramEnd"/>
+      <w:r>
+        <w:t xml:space="preserve"> food), including:</w:t>
       </w:r>
     </w:p>
     <w:p>
@@ -666,10 +674,12 @@
         <w:t xml:space="preserve">└── </w:t>
       </w:r>
       <w:proofErr w:type="spellStart"/>
+      <w:proofErr w:type="gramStart"/>
       <w:r>
         <w:t>package.json</w:t>
       </w:r>
       <w:proofErr w:type="spellEnd"/>
+      <w:proofErr w:type="gramEnd"/>
     </w:p>
     <w:p/>
     <w:p>
@@ -698,7 +708,7 @@
     <w:p>
       <w:r>
         <w:pict w14:anchorId="31314C42">
-          <v:rect id="_x0000_i1103" style="width:0;height:1.5pt" o:hralign="center" o:hrstd="t" o:hr="t" fillcolor="#a0a0a0" stroked="f"/>
+          <v:rect id="_x0000_i1026" style="width:0;height:1.5pt" o:hralign="center" o:hrstd="t" o:hr="t" fillcolor="#a0a0a0" stroked="f"/>
         </w:pict>
       </w:r>
     </w:p>
@@ -788,10 +798,12 @@
         <w:t xml:space="preserve">It contains </w:t>
       </w:r>
       <w:proofErr w:type="spellStart"/>
+      <w:proofErr w:type="gramStart"/>
       <w:r>
         <w:t>mongoose.connect</w:t>
       </w:r>
       <w:proofErr w:type="spellEnd"/>
+      <w:proofErr w:type="gramEnd"/>
       <w:r>
         <w:t>() code.</w:t>
       </w:r>
@@ -810,7 +822,7 @@
     <w:p>
       <w:r>
         <w:pict w14:anchorId="4B4756E5">
-          <v:rect id="_x0000_i1104" style="width:0;height:1.5pt" o:hralign="center" o:hrstd="t" o:hr="t" fillcolor="#a0a0a0" stroked="f"/>
+          <v:rect id="_x0000_i1027" style="width:0;height:1.5pt" o:hralign="center" o:hrstd="t" o:hr="t" fillcolor="#a0a0a0" stroked="f"/>
         </w:pict>
       </w:r>
     </w:p>
@@ -1194,7 +1206,7 @@
     <w:p>
       <w:r>
         <w:pict w14:anchorId="0ADD5DA5">
-          <v:rect id="_x0000_i1105" style="width:0;height:1.5pt" o:hralign="center" o:hrstd="t" o:hr="t" fillcolor="#a0a0a0" stroked="f"/>
+          <v:rect id="_x0000_i1028" style="width:0;height:1.5pt" o:hralign="center" o:hrstd="t" o:hr="t" fillcolor="#a0a0a0" stroked="f"/>
         </w:pict>
       </w:r>
     </w:p>
@@ -1383,7 +1395,7 @@
     <w:p>
       <w:r>
         <w:pict w14:anchorId="695E3D3C">
-          <v:rect id="_x0000_i1106" style="width:0;height:1.5pt" o:hralign="center" o:hrstd="t" o:hr="t" fillcolor="#a0a0a0" stroked="f"/>
+          <v:rect id="_x0000_i1029" style="width:0;height:1.5pt" o:hralign="center" o:hrstd="t" o:hr="t" fillcolor="#a0a0a0" stroked="f"/>
         </w:pict>
       </w:r>
     </w:p>
@@ -1653,7 +1665,7 @@
     <w:p>
       <w:r>
         <w:pict w14:anchorId="5F600CC6">
-          <v:rect id="_x0000_i1107" style="width:0;height:1.5pt" o:hralign="center" o:hrstd="t" o:hr="t" fillcolor="#a0a0a0" stroked="f"/>
+          <v:rect id="_x0000_i1030" style="width:0;height:1.5pt" o:hralign="center" o:hrstd="t" o:hr="t" fillcolor="#a0a0a0" stroked="f"/>
         </w:pict>
       </w:r>
     </w:p>
@@ -1735,8 +1747,13 @@
         </w:numPr>
       </w:pPr>
       <w:r>
-        <w:t>/register</w:t>
-      </w:r>
+        <w:t>/</w:t>
+      </w:r>
+      <w:proofErr w:type="gramStart"/>
+      <w:r>
+        <w:t>register</w:t>
+      </w:r>
+      <w:proofErr w:type="gramEnd"/>
     </w:p>
     <w:p>
       <w:pPr>
@@ -1746,8 +1763,13 @@
         </w:numPr>
       </w:pPr>
       <w:r>
-        <w:t>/login</w:t>
-      </w:r>
+        <w:t>/</w:t>
+      </w:r>
+      <w:proofErr w:type="gramStart"/>
+      <w:r>
+        <w:t>login</w:t>
+      </w:r>
+      <w:proofErr w:type="gramEnd"/>
     </w:p>
     <w:p>
       <w:pPr>
@@ -1854,8 +1876,13 @@
         </w:numPr>
       </w:pPr>
       <w:r>
-        <w:t>/food</w:t>
-      </w:r>
+        <w:t>/</w:t>
+      </w:r>
+      <w:proofErr w:type="gramStart"/>
+      <w:r>
+        <w:t>food</w:t>
+      </w:r>
+      <w:proofErr w:type="gramEnd"/>
     </w:p>
     <w:p>
       <w:pPr>
@@ -1876,13 +1903,26 @@
         </w:numPr>
       </w:pPr>
       <w:r>
-        <w:t>/food/vendor/:</w:t>
+        <w:t>/</w:t>
+      </w:r>
+      <w:proofErr w:type="gramStart"/>
+      <w:r>
+        <w:t>food</w:t>
+      </w:r>
+      <w:proofErr w:type="gramEnd"/>
+      <w:r>
+        <w:t>/vendor</w:t>
+      </w:r>
+      <w:proofErr w:type="gramStart"/>
+      <w:r>
+        <w:t>/:</w:t>
       </w:r>
       <w:proofErr w:type="spellStart"/>
       <w:r>
         <w:t>vendorId</w:t>
       </w:r>
       <w:proofErr w:type="spellEnd"/>
+      <w:proofErr w:type="gramEnd"/>
     </w:p>
     <w:p>
       <w:pPr>
@@ -1940,7 +1980,15 @@
         </w:numPr>
       </w:pPr>
       <w:r>
-        <w:t>/order/user/:id</w:t>
+        <w:t>/</w:t>
+      </w:r>
+      <w:proofErr w:type="gramStart"/>
+      <w:r>
+        <w:t>order</w:t>
+      </w:r>
+      <w:proofErr w:type="gramEnd"/>
+      <w:r>
+        <w:t>/user/:id</w:t>
       </w:r>
     </w:p>
     <w:p>
@@ -2031,7 +2079,7 @@
     <w:p>
       <w:r>
         <w:pict w14:anchorId="02D6E9F1">
-          <v:rect id="_x0000_i1108" style="width:0;height:1.5pt" o:hralign="center" o:hrstd="t" o:hr="t" fillcolor="#a0a0a0" stroked="f"/>
+          <v:rect id="_x0000_i1031" style="width:0;height:1.5pt" o:hralign="center" o:hrstd="t" o:hr="t" fillcolor="#a0a0a0" stroked="f"/>
         </w:pict>
       </w:r>
     </w:p>
@@ -2119,7 +2167,7 @@
     <w:p>
       <w:r>
         <w:pict w14:anchorId="09D96625">
-          <v:rect id="_x0000_i1109" style="width:0;height:1.5pt" o:hralign="center" o:hrstd="t" o:hr="t" fillcolor="#a0a0a0" stroked="f"/>
+          <v:rect id="_x0000_i1032" style="width:0;height:1.5pt" o:hralign="center" o:hrstd="t" o:hr="t" fillcolor="#a0a0a0" stroked="f"/>
         </w:pict>
       </w:r>
     </w:p>
@@ -2184,10 +2232,12 @@
         <w:t>Starts Express server (</w:t>
       </w:r>
       <w:proofErr w:type="spellStart"/>
+      <w:proofErr w:type="gramStart"/>
       <w:r>
         <w:t>app.listen</w:t>
       </w:r>
       <w:proofErr w:type="spellEnd"/>
+      <w:proofErr w:type="gramEnd"/>
       <w:r>
         <w:t>)</w:t>
       </w:r>
@@ -2215,7 +2265,7 @@
       <w:r>
         <w:lastRenderedPageBreak/>
         <w:pict w14:anchorId="743057A2">
-          <v:rect id="_x0000_i1110" style="width:0;height:1.5pt" o:hralign="center" o:hrstd="t" o:hr="t" fillcolor="#a0a0a0" stroked="f"/>
+          <v:rect id="_x0000_i1033" style="width:0;height:1.5pt" o:hralign="center" o:hrstd="t" o:hr="t" fillcolor="#a0a0a0" stroked="f"/>
         </w:pict>
       </w:r>
     </w:p>
@@ -2242,6 +2292,7 @@
         <w:t xml:space="preserve"> </w:t>
       </w:r>
       <w:proofErr w:type="spellStart"/>
+      <w:proofErr w:type="gramStart"/>
       <w:r>
         <w:rPr>
           <w:b/>
@@ -2250,6 +2301,7 @@
         <w:t>package.json</w:t>
       </w:r>
       <w:proofErr w:type="spellEnd"/>
+      <w:proofErr w:type="gramEnd"/>
     </w:p>
     <w:p>
       <w:pPr>
@@ -2303,7 +2355,7 @@
     <w:p>
       <w:r>
         <w:pict w14:anchorId="7D9EC98A">
-          <v:rect id="_x0000_i1111" style="width:0;height:1.5pt" o:hralign="center" o:hrstd="t" o:hr="t" fillcolor="#a0a0a0" stroked="f"/>
+          <v:rect id="_x0000_i1034" style="width:0;height:1.5pt" o:hralign="center" o:hrstd="t" o:hr="t" fillcolor="#a0a0a0" stroked="f"/>
         </w:pict>
       </w:r>
     </w:p>
@@ -2648,6 +2700,7 @@
           </w:tcPr>
           <w:p>
             <w:proofErr w:type="spellStart"/>
+            <w:proofErr w:type="gramStart"/>
             <w:r>
               <w:rPr>
                 <w:b/>
@@ -2656,6 +2709,7 @@
               <w:t>package.json</w:t>
             </w:r>
             <w:proofErr w:type="spellEnd"/>
+            <w:proofErr w:type="gramEnd"/>
           </w:p>
         </w:tc>
         <w:tc>
@@ -2675,7 +2729,7 @@
     <w:p>
       <w:r>
         <w:pict w14:anchorId="4FA6B32F">
-          <v:rect id="_x0000_i1112" style="width:0;height:1.5pt" o:hralign="center" o:hrstd="t" o:hr="t" fillcolor="#a0a0a0" stroked="f"/>
+          <v:rect id="_x0000_i1035" style="width:0;height:1.5pt" o:hralign="center" o:hrstd="t" o:hr="t" fillcolor="#a0a0a0" stroked="f"/>
         </w:pict>
       </w:r>
     </w:p>
@@ -2747,7 +2801,7 @@
     <w:p>
       <w:r>
         <w:pict w14:anchorId="635CE80A">
-          <v:rect id="_x0000_i1026" style="width:0;height:1.5pt" o:hralign="center" o:hrstd="t" o:hr="t" fillcolor="#a0a0a0" stroked="f"/>
+          <v:rect id="_x0000_i1036" style="width:0;height:1.5pt" o:hralign="center" o:hrstd="t" o:hr="t" fillcolor="#a0a0a0" stroked="f"/>
         </w:pict>
       </w:r>
     </w:p>
@@ -2792,7 +2846,7 @@
     <w:p>
       <w:r>
         <w:pict w14:anchorId="7E3EBF97">
-          <v:rect id="_x0000_i1027" style="width:0;height:1.5pt" o:hralign="center" o:hrstd="t" o:hr="t" fillcolor="#a0a0a0" stroked="f"/>
+          <v:rect id="_x0000_i1037" style="width:0;height:1.5pt" o:hralign="center" o:hrstd="t" o:hr="t" fillcolor="#a0a0a0" stroked="f"/>
         </w:pict>
       </w:r>
     </w:p>
@@ -2896,16 +2950,26 @@
     </w:p>
     <w:p>
       <w:r>
-        <w:t xml:space="preserve">      coordinates: { </w:t>
+        <w:t xml:space="preserve">      coordinates: </w:t>
+      </w:r>
+      <w:proofErr w:type="gramStart"/>
+      <w:r>
+        <w:t xml:space="preserve">{ </w:t>
       </w:r>
       <w:proofErr w:type="spellStart"/>
       <w:r>
         <w:t>lat</w:t>
       </w:r>
       <w:proofErr w:type="spellEnd"/>
-      <w:r>
-        <w:t>, lng }</w:t>
-      </w:r>
+      <w:proofErr w:type="gramEnd"/>
+      <w:r>
+        <w:t xml:space="preserve">, </w:t>
+      </w:r>
+      <w:proofErr w:type="gramStart"/>
+      <w:r>
+        <w:t>lng }</w:t>
+      </w:r>
+      <w:proofErr w:type="gramEnd"/>
     </w:p>
     <w:p>
       <w:r>
@@ -2935,7 +2999,7 @@
     <w:p>
       <w:r>
         <w:pict w14:anchorId="4848FCA4">
-          <v:rect id="_x0000_i1028" style="width:0;height:1.5pt" o:hralign="center" o:hrstd="t" o:hr="t" fillcolor="#a0a0a0" stroked="f"/>
+          <v:rect id="_x0000_i1038" style="width:0;height:1.5pt" o:hralign="center" o:hrstd="t" o:hr="t" fillcolor="#a0a0a0" stroked="f"/>
         </w:pict>
       </w:r>
     </w:p>
@@ -3049,16 +3113,26 @@
     </w:p>
     <w:p>
       <w:r>
-        <w:t xml:space="preserve">      coordinates: { </w:t>
+        <w:t xml:space="preserve">      coordinates: </w:t>
+      </w:r>
+      <w:proofErr w:type="gramStart"/>
+      <w:r>
+        <w:t xml:space="preserve">{ </w:t>
       </w:r>
       <w:proofErr w:type="spellStart"/>
       <w:r>
         <w:t>lat</w:t>
       </w:r>
       <w:proofErr w:type="spellEnd"/>
-      <w:r>
-        <w:t>, lng }</w:t>
-      </w:r>
+      <w:proofErr w:type="gramEnd"/>
+      <w:r>
+        <w:t xml:space="preserve">, </w:t>
+      </w:r>
+      <w:proofErr w:type="gramStart"/>
+      <w:r>
+        <w:t>lng }</w:t>
+      </w:r>
+      <w:proofErr w:type="gramEnd"/>
     </w:p>
     <w:p>
       <w:r>
@@ -3149,7 +3223,7 @@
     <w:p>
       <w:r>
         <w:pict w14:anchorId="3310F1ED">
-          <v:rect id="_x0000_i1029" style="width:0;height:1.5pt" o:hralign="center" o:hrstd="t" o:hr="t" fillcolor="#a0a0a0" stroked="f"/>
+          <v:rect id="_x0000_i1039" style="width:0;height:1.5pt" o:hralign="center" o:hrstd="t" o:hr="t" fillcolor="#a0a0a0" stroked="f"/>
         </w:pict>
       </w:r>
     </w:p>
@@ -3252,13 +3326,21 @@
     </w:p>
     <w:p>
       <w:r>
-        <w:t xml:space="preserve">  category,   // chaat, kachori, sweets, snacks etc.</w:t>
-      </w:r>
-    </w:p>
-    <w:p>
-      <w:r>
         <w:t xml:space="preserve">  </w:t>
       </w:r>
+      <w:proofErr w:type="gramStart"/>
+      <w:r>
+        <w:t xml:space="preserve">category,   </w:t>
+      </w:r>
+      <w:proofErr w:type="gramEnd"/>
+      <w:r>
+        <w:t>// chaat, kachori, sweets, snacks etc.</w:t>
+      </w:r>
+    </w:p>
+    <w:p>
+      <w:r>
+        <w:t xml:space="preserve">  </w:t>
+      </w:r>
       <w:proofErr w:type="spellStart"/>
       <w:r>
         <w:t>createdAt</w:t>
@@ -3273,7 +3355,7 @@
     <w:p>
       <w:r>
         <w:pict w14:anchorId="2C1DDC7A">
-          <v:rect id="_x0000_i1030" style="width:0;height:1.5pt" o:hralign="center" o:hrstd="t" o:hr="t" fillcolor="#a0a0a0" stroked="f"/>
+          <v:rect id="_x0000_i1040" style="width:0;height:1.5pt" o:hralign="center" o:hrstd="t" o:hr="t" fillcolor="#a0a0a0" stroked="f"/>
         </w:pict>
       </w:r>
     </w:p>
@@ -3524,7 +3606,7 @@
     <w:p>
       <w:r>
         <w:pict w14:anchorId="10A003D3">
-          <v:rect id="_x0000_i1031" style="width:0;height:1.5pt" o:hralign="center" o:hrstd="t" o:hr="t" fillcolor="#a0a0a0" stroked="f"/>
+          <v:rect id="_x0000_i1041" style="width:0;height:1.5pt" o:hralign="center" o:hrstd="t" o:hr="t" fillcolor="#a0a0a0" stroked="f"/>
         </w:pict>
       </w:r>
     </w:p>
@@ -3612,23 +3694,33 @@
       </w:r>
       <w:proofErr w:type="spellEnd"/>
       <w:r>
-        <w:t xml:space="preserve">: { </w:t>
+        <w:t xml:space="preserve">: </w:t>
+      </w:r>
+      <w:proofErr w:type="gramStart"/>
+      <w:r>
+        <w:t xml:space="preserve">{ </w:t>
       </w:r>
       <w:proofErr w:type="spellStart"/>
       <w:r>
         <w:t>lat</w:t>
       </w:r>
       <w:proofErr w:type="spellEnd"/>
+      <w:proofErr w:type="gramEnd"/>
       <w:r>
         <w:t xml:space="preserve">, </w:t>
       </w:r>
       <w:proofErr w:type="spellStart"/>
+      <w:proofErr w:type="gramStart"/>
       <w:r>
         <w:t>lng</w:t>
       </w:r>
       <w:proofErr w:type="spellEnd"/>
       <w:r>
-        <w:t xml:space="preserve"> },</w:t>
+        <w:t xml:space="preserve"> }</w:t>
+      </w:r>
+      <w:proofErr w:type="gramEnd"/>
+      <w:r>
+        <w:t>,</w:t>
       </w:r>
     </w:p>
     <w:p>
@@ -3684,7 +3776,7 @@
       <w:r>
         <w:lastRenderedPageBreak/>
         <w:pict w14:anchorId="65BF5E69">
-          <v:rect id="_x0000_i1032" style="width:0;height:1.5pt" o:hralign="center" o:hrstd="t" o:hr="t" fillcolor="#a0a0a0" stroked="f"/>
+          <v:rect id="_x0000_i1042" style="width:0;height:1.5pt" o:hralign="center" o:hrstd="t" o:hr="t" fillcolor="#a0a0a0" stroked="f"/>
         </w:pict>
       </w:r>
     </w:p>
@@ -3729,7 +3821,7 @@
     <w:p>
       <w:r>
         <w:pict w14:anchorId="7995DB27">
-          <v:rect id="_x0000_i1033" style="width:0;height:1.5pt" o:hralign="center" o:hrstd="t" o:hr="t" fillcolor="#a0a0a0" stroked="f"/>
+          <v:rect id="_x0000_i1043" style="width:0;height:1.5pt" o:hralign="center" o:hrstd="t" o:hr="t" fillcolor="#a0a0a0" stroked="f"/>
         </w:pict>
       </w:r>
     </w:p>
@@ -3877,8 +3969,13 @@
           </w:tcPr>
           <w:p>
             <w:r>
-              <w:t>/register</w:t>
-            </w:r>
+              <w:t>/</w:t>
+            </w:r>
+            <w:proofErr w:type="gramStart"/>
+            <w:r>
+              <w:t>register</w:t>
+            </w:r>
+            <w:proofErr w:type="gramEnd"/>
           </w:p>
         </w:tc>
         <w:tc>
@@ -3918,8 +4015,13 @@
           </w:tcPr>
           <w:p>
             <w:r>
-              <w:t>/login</w:t>
-            </w:r>
+              <w:t>/</w:t>
+            </w:r>
+            <w:proofErr w:type="gramStart"/>
+            <w:r>
+              <w:t>login</w:t>
+            </w:r>
+            <w:proofErr w:type="gramEnd"/>
           </w:p>
         </w:tc>
         <w:tc>
@@ -4021,7 +4123,7 @@
     <w:p>
       <w:r>
         <w:pict w14:anchorId="05054E6C">
-          <v:rect id="_x0000_i1034" style="width:0;height:1.5pt" o:hralign="center" o:hrstd="t" o:hr="t" fillcolor="#a0a0a0" stroked="f"/>
+          <v:rect id="_x0000_i1044" style="width:0;height:1.5pt" o:hralign="center" o:hrstd="t" o:hr="t" fillcolor="#a0a0a0" stroked="f"/>
         </w:pict>
       </w:r>
     </w:p>
@@ -4169,7 +4271,7 @@
           </w:tcPr>
           <w:p>
             <w:r>
-              <w:t>/profile</w:t>
+              <w:t xml:space="preserve">  </w:t>
             </w:r>
           </w:p>
         </w:tc>
@@ -4210,8 +4312,13 @@
           </w:tcPr>
           <w:p>
             <w:r>
-              <w:t>/profile</w:t>
-            </w:r>
+              <w:t>/</w:t>
+            </w:r>
+            <w:proofErr w:type="gramStart"/>
+            <w:r>
+              <w:t>profile</w:t>
+            </w:r>
+            <w:proofErr w:type="gramEnd"/>
           </w:p>
         </w:tc>
         <w:tc>
@@ -4251,8 +4358,13 @@
           </w:tcPr>
           <w:p>
             <w:r>
-              <w:t>/orders</w:t>
-            </w:r>
+              <w:t>/</w:t>
+            </w:r>
+            <w:proofErr w:type="gramStart"/>
+            <w:r>
+              <w:t>orders</w:t>
+            </w:r>
+            <w:proofErr w:type="gramEnd"/>
           </w:p>
         </w:tc>
         <w:tc>
@@ -4272,7 +4384,7 @@
     <w:p>
       <w:r>
         <w:pict w14:anchorId="379E4466">
-          <v:rect id="_x0000_i1035" style="width:0;height:1.5pt" o:hralign="center" o:hrstd="t" o:hr="t" fillcolor="#a0a0a0" stroked="f"/>
+          <v:rect id="_x0000_i1045" style="width:0;height:1.5pt" o:hralign="center" o:hrstd="t" o:hr="t" fillcolor="#a0a0a0" stroked="f"/>
         </w:pict>
       </w:r>
     </w:p>
@@ -4502,7 +4614,15 @@
           </w:tcPr>
           <w:p>
             <w:r>
-              <w:t>/add-food</w:t>
+              <w:t>/</w:t>
+            </w:r>
+            <w:proofErr w:type="gramStart"/>
+            <w:r>
+              <w:t>add</w:t>
+            </w:r>
+            <w:proofErr w:type="gramEnd"/>
+            <w:r>
+              <w:t>-food</w:t>
             </w:r>
           </w:p>
         </w:tc>
@@ -4625,8 +4745,13 @@
           </w:tcPr>
           <w:p>
             <w:r>
-              <w:t>/orders</w:t>
-            </w:r>
+              <w:t>/</w:t>
+            </w:r>
+            <w:proofErr w:type="gramStart"/>
+            <w:r>
+              <w:t>orders</w:t>
+            </w:r>
+            <w:proofErr w:type="gramEnd"/>
           </w:p>
         </w:tc>
         <w:tc>
@@ -4646,7 +4771,7 @@
     <w:p>
       <w:r>
         <w:pict w14:anchorId="4DB2DB9D">
-          <v:rect id="_x0000_i1036" style="width:0;height:1.5pt" o:hralign="center" o:hrstd="t" o:hr="t" fillcolor="#a0a0a0" stroked="f"/>
+          <v:rect id="_x0000_i1046" style="width:0;height:1.5pt" o:hralign="center" o:hrstd="t" o:hr="t" fillcolor="#a0a0a0" stroked="f"/>
         </w:pict>
       </w:r>
     </w:p>
@@ -4877,13 +5002,18 @@
           </w:tcPr>
           <w:p>
             <w:r>
-              <w:t>/vendor/:</w:t>
+              <w:t>/vendor</w:t>
+            </w:r>
+            <w:proofErr w:type="gramStart"/>
+            <w:r>
+              <w:t>/:</w:t>
             </w:r>
             <w:proofErr w:type="spellStart"/>
             <w:r>
               <w:t>vendorId</w:t>
             </w:r>
             <w:proofErr w:type="spellEnd"/>
+            <w:proofErr w:type="gramEnd"/>
           </w:p>
         </w:tc>
         <w:tc>
@@ -4903,7 +5033,7 @@
     <w:p>
       <w:r>
         <w:pict w14:anchorId="619FF8B7">
-          <v:rect id="_x0000_i1037" style="width:0;height:1.5pt" o:hralign="center" o:hrstd="t" o:hr="t" fillcolor="#a0a0a0" stroked="f"/>
+          <v:rect id="_x0000_i1047" style="width:0;height:1.5pt" o:hralign="center" o:hrstd="t" o:hr="t" fillcolor="#a0a0a0" stroked="f"/>
         </w:pict>
       </w:r>
     </w:p>
@@ -5051,8 +5181,13 @@
           </w:tcPr>
           <w:p>
             <w:r>
-              <w:t>/create</w:t>
-            </w:r>
+              <w:t>/</w:t>
+            </w:r>
+            <w:proofErr w:type="gramStart"/>
+            <w:r>
+              <w:t>create</w:t>
+            </w:r>
+            <w:proofErr w:type="gramEnd"/>
           </w:p>
         </w:tc>
         <w:tc>
@@ -5174,13 +5309,18 @@
           </w:tcPr>
           <w:p>
             <w:r>
-              <w:t>/user/:</w:t>
+              <w:t>/user</w:t>
+            </w:r>
+            <w:proofErr w:type="gramStart"/>
+            <w:r>
+              <w:t>/:</w:t>
             </w:r>
             <w:proofErr w:type="spellStart"/>
             <w:r>
               <w:t>userId</w:t>
             </w:r>
             <w:proofErr w:type="spellEnd"/>
+            <w:proofErr w:type="gramEnd"/>
           </w:p>
         </w:tc>
         <w:tc>
@@ -5220,13 +5360,18 @@
           </w:tcPr>
           <w:p>
             <w:r>
-              <w:t>/vendor/:</w:t>
+              <w:t>/vendor</w:t>
+            </w:r>
+            <w:proofErr w:type="gramStart"/>
+            <w:r>
+              <w:t>/:</w:t>
             </w:r>
             <w:proofErr w:type="spellStart"/>
             <w:r>
               <w:t>vendorId</w:t>
             </w:r>
             <w:proofErr w:type="spellEnd"/>
+            <w:proofErr w:type="gramEnd"/>
           </w:p>
         </w:tc>
         <w:tc>
@@ -5246,7 +5391,7 @@
     <w:p>
       <w:r>
         <w:pict w14:anchorId="511566C9">
-          <v:rect id="_x0000_i1038" style="width:0;height:1.5pt" o:hralign="center" o:hrstd="t" o:hr="t" fillcolor="#a0a0a0" stroked="f"/>
+          <v:rect id="_x0000_i1048" style="width:0;height:1.5pt" o:hralign="center" o:hrstd="t" o:hr="t" fillcolor="#a0a0a0" stroked="f"/>
         </w:pict>
       </w:r>
     </w:p>
@@ -5394,8 +5539,13 @@
           </w:tcPr>
           <w:p>
             <w:r>
-              <w:t>/available</w:t>
-            </w:r>
+              <w:t>/</w:t>
+            </w:r>
+            <w:proofErr w:type="gramStart"/>
+            <w:r>
+              <w:t>available</w:t>
+            </w:r>
+            <w:proofErr w:type="gramEnd"/>
           </w:p>
         </w:tc>
         <w:tc>
@@ -5435,13 +5585,18 @@
           </w:tcPr>
           <w:p>
             <w:r>
-              <w:t>/assign/:</w:t>
+              <w:t>/assign</w:t>
+            </w:r>
+            <w:proofErr w:type="gramStart"/>
+            <w:r>
+              <w:t>/:</w:t>
             </w:r>
             <w:proofErr w:type="spellStart"/>
             <w:r>
               <w:t>orderId</w:t>
             </w:r>
             <w:proofErr w:type="spellEnd"/>
+            <w:proofErr w:type="gramEnd"/>
           </w:p>
         </w:tc>
         <w:tc>
@@ -5522,8 +5677,13 @@
           </w:tcPr>
           <w:p>
             <w:r>
-              <w:t>/login</w:t>
-            </w:r>
+              <w:t>/</w:t>
+            </w:r>
+            <w:proofErr w:type="gramStart"/>
+            <w:r>
+              <w:t>login</w:t>
+            </w:r>
+            <w:proofErr w:type="gramEnd"/>
           </w:p>
         </w:tc>
         <w:tc>
@@ -5543,7 +5703,7 @@
     <w:p>
       <w:r>
         <w:pict w14:anchorId="3D1512D9">
-          <v:rect id="_x0000_i1039" style="width:0;height:1.5pt" o:hralign="center" o:hrstd="t" o:hr="t" fillcolor="#a0a0a0" stroked="f"/>
+          <v:rect id="_x0000_i1049" style="width:0;height:1.5pt" o:hralign="center" o:hrstd="t" o:hr="t" fillcolor="#a0a0a0" stroked="f"/>
         </w:pict>
       </w:r>
     </w:p>
@@ -5690,13 +5850,18 @@
         </w:numPr>
       </w:pPr>
       <w:r>
-        <w:t>Assign using /delivery/assign/:</w:t>
+        <w:t>Assign using /delivery/assign</w:t>
+      </w:r>
+      <w:proofErr w:type="gramStart"/>
+      <w:r>
+        <w:t>/:</w:t>
       </w:r>
       <w:proofErr w:type="spellStart"/>
       <w:r>
         <w:t>orderId</w:t>
       </w:r>
       <w:proofErr w:type="spellEnd"/>
+      <w:proofErr w:type="gramEnd"/>
     </w:p>
     <w:p>
       <w:pPr>
@@ -5741,7 +5906,7 @@
     <w:p>
       <w:r>
         <w:pict w14:anchorId="6C80E2E6">
-          <v:rect id="_x0000_i1040" style="width:0;height:1.5pt" o:hralign="center" o:hrstd="t" o:hr="t" fillcolor="#a0a0a0" stroked="f"/>
+          <v:rect id="_x0000_i1050" style="width:0;height:1.5pt" o:hralign="center" o:hrstd="t" o:hr="t" fillcolor="#a0a0a0" stroked="f"/>
         </w:pict>
       </w:r>
     </w:p>
@@ -5796,7 +5961,7 @@
     <w:p>
       <w:r>
         <w:pict w14:anchorId="278D8A1E">
-          <v:rect id="_x0000_i1041" style="width:0;height:1.5pt" o:hralign="center" o:hrstd="t" o:hr="t" fillcolor="#a0a0a0" stroked="f"/>
+          <v:rect id="_x0000_i1051" style="width:0;height:1.5pt" o:hralign="center" o:hrstd="t" o:hr="t" fillcolor="#a0a0a0" stroked="f"/>
         </w:pict>
       </w:r>
     </w:p>
@@ -5918,7 +6083,7 @@
     <w:p>
       <w:r>
         <w:pict w14:anchorId="7BF85E69">
-          <v:rect id="_x0000_i1042" style="width:0;height:1.5pt" o:hralign="center" o:hrstd="t" o:hr="t" fillcolor="#a0a0a0" stroked="f"/>
+          <v:rect id="_x0000_i1052" style="width:0;height:1.5pt" o:hralign="center" o:hrstd="t" o:hr="t" fillcolor="#a0a0a0" stroked="f"/>
         </w:pict>
       </w:r>
     </w:p>
@@ -11025,6 +11190,7 @@
   <w:style w:type="character" w:default="1" w:styleId="DefaultParagraphFont">
     <w:name w:val="Default Paragraph Font"/>
     <w:uiPriority w:val="1"/>
+    <w:semiHidden/>
     <w:unhideWhenUsed/>
   </w:style>
   <w:style w:type="table" w:default="1" w:styleId="TableNormal">

--- a/backend chart of startup.docx
+++ b/backend chart of startup.docx
@@ -3,25 +3,6 @@
 <w:document xmlns:wpc="http://schemas.microsoft.com/office/word/2010/wordprocessingCanvas" xmlns:cx="http://schemas.microsoft.com/office/drawing/2014/chartex" xmlns:cx1="http://schemas.microsoft.com/office/drawing/2015/9/8/chartex" xmlns:cx2="http://schemas.microsoft.com/office/drawing/2015/10/21/chartex" xmlns:cx3="http://schemas.microsoft.com/office/drawing/2016/5/9/chartex" xmlns:cx4="http://schemas.microsoft.com/office/drawing/2016/5/10/chartex" xmlns:cx5="http://schemas.microsoft.com/office/drawing/2016/5/11/chartex" xmlns:cx6="http://schemas.microsoft.com/office/drawing/2016/5/12/chartex" xmlns:cx7="http://schemas.microsoft.com/office/drawing/2016/5/13/chartex" xmlns:cx8="http://schemas.microsoft.com/office/drawing/2016/5/14/chartex" xmlns:mc="http://schemas.openxmlformats.org/markup-compatibility/2006" xmlns:aink="http://schemas.microsoft.com/office/drawing/2016/ink" xmlns:am3d="http://schemas.microsoft.com/office/drawing/2017/model3d" xmlns:o="urn:schemas-microsoft-com:office:office" xmlns:oel="http://schemas.microsoft.com/office/2019/extlst" xmlns:r="http://schemas.openxmlformats.org/officeDocument/2006/relationships" xmlns:m="http://schemas.openxmlformats.org/officeDocument/2006/math" xmlns:v="urn:schemas-microsoft-com:vml" xmlns:wp14="http://schemas.microsoft.com/office/word/2010/wordprocessingDrawing" xmlns:wp="http://schemas.openxmlformats.org/drawingml/2006/wordprocessingDrawing" xmlns:w10="urn:schemas-microsoft-com:office:word" xmlns:w="http://schemas.openxmlformats.org/wordprocessingml/2006/main" xmlns:w14="http://schemas.microsoft.com/office/word/2010/wordml" xmlns:w15="http://schemas.microsoft.com/office/word/2012/wordml" xmlns:w16cex="http://schemas.microsoft.com/office/word/2018/wordml/cex" xmlns:w16cid="http://schemas.microsoft.com/office/word/2016/wordml/cid" xmlns:w16="http://schemas.microsoft.com/office/word/2018/wordml" xmlns:w16du="http://schemas.microsoft.com/office/word/2023/wordml/word16du" xmlns:w16sdtdh="http://schemas.microsoft.com/office/word/2020/wordml/sdtdatahash" xmlns:w16sdtfl="http://schemas.microsoft.com/office/word/2024/wordml/sdtformatlock" xmlns:w16se="http://schemas.microsoft.com/office/word/2015/wordml/symex" xmlns:wpg="http://schemas.microsoft.com/office/word/2010/wordprocessingGroup" xmlns:wpi="http://schemas.microsoft.com/office/word/2010/wordprocessingInk" xmlns:wne="http://schemas.microsoft.com/office/word/2006/wordml" xmlns:wps="http://schemas.microsoft.com/office/word/2010/wordprocessingShape" mc:Ignorable="w14 w15 w16se w16cid w16 w16cex w16sdtdh w16sdtfl w16du wp14">
   <w:body>
     <w:p>
-      <w:r>
-        <w:t>Perfect, Jay.</w:t>
-      </w:r>
-      <w:r>
-        <w:br/>
-        <w:t xml:space="preserve">I’ll give you a </w:t>
-      </w:r>
-      <w:r>
-        <w:rPr>
-          <w:b/>
-          <w:bCs/>
-        </w:rPr>
-        <w:t>complete backend blueprint</w:t>
-      </w:r>
-      <w:r>
-        <w:t xml:space="preserve"> for your MERN-based food delivery platform (Varanasi street food), including:</w:t>
-      </w:r>
-    </w:p>
-    <w:p>
       <w:pPr>
         <w:numPr>
           <w:ilvl w:val="0"/>
@@ -477,7 +458,52 @@
     </w:p>
     <w:p>
       <w:r>
+        <w:t xml:space="preserve">│   │   </w:t>
+      </w:r>
+      <w:r>
+        <w:rPr>
+          <w:rFonts w:ascii="MS Gothic" w:eastAsia="MS Gothic" w:hAnsi="MS Gothic" w:cs="MS Gothic" w:hint="eastAsia"/>
+        </w:rPr>
+        <w:t>├</w:t>
+      </w:r>
+      <w:r>
+        <w:rPr>
+          <w:rFonts w:ascii="Calibri" w:hAnsi="Calibri" w:cs="Calibri"/>
+        </w:rPr>
+        <w:t>──</w:t>
+      </w:r>
+      <w:r>
+        <w:t xml:space="preserve"> Order.js</w:t>
+      </w:r>
+    </w:p>
+    <w:p>
+      <w:r>
+        <w:t>│   │   └── DeliveryBoy.js</w:t>
+      </w:r>
+    </w:p>
+    <w:p>
+      <w:r>
         <w:lastRenderedPageBreak/>
+        <w:t xml:space="preserve">│   </w:t>
+      </w:r>
+      <w:r>
+        <w:rPr>
+          <w:rFonts w:ascii="MS Gothic" w:eastAsia="MS Gothic" w:hAnsi="MS Gothic" w:cs="MS Gothic" w:hint="eastAsia"/>
+        </w:rPr>
+        <w:t>├</w:t>
+      </w:r>
+      <w:r>
+        <w:rPr>
+          <w:rFonts w:ascii="Calibri" w:hAnsi="Calibri" w:cs="Calibri"/>
+        </w:rPr>
+        <w:t>──</w:t>
+      </w:r>
+      <w:r>
+        <w:t xml:space="preserve"> routes/</w:t>
+      </w:r>
+    </w:p>
+    <w:p>
+      <w:r>
         <w:t xml:space="preserve">│   │   </w:t>
       </w:r>
       <w:r>
@@ -493,12 +519,92 @@
         <w:t>──</w:t>
       </w:r>
       <w:r>
-        <w:t xml:space="preserve"> Order.js</w:t>
-      </w:r>
-    </w:p>
-    <w:p>
-      <w:r>
-        <w:t>│   │   └── DeliveryBoy.js</w:t>
+        <w:t xml:space="preserve"> authRoutes.js</w:t>
+      </w:r>
+    </w:p>
+    <w:p>
+      <w:r>
+        <w:t xml:space="preserve">│   │   </w:t>
+      </w:r>
+      <w:r>
+        <w:rPr>
+          <w:rFonts w:ascii="MS Gothic" w:eastAsia="MS Gothic" w:hAnsi="MS Gothic" w:cs="MS Gothic" w:hint="eastAsia"/>
+        </w:rPr>
+        <w:t>├</w:t>
+      </w:r>
+      <w:r>
+        <w:rPr>
+          <w:rFonts w:ascii="Calibri" w:hAnsi="Calibri" w:cs="Calibri"/>
+        </w:rPr>
+        <w:t>──</w:t>
+      </w:r>
+      <w:r>
+        <w:t xml:space="preserve"> vendorRoutes.js</w:t>
+      </w:r>
+    </w:p>
+    <w:p>
+      <w:r>
+        <w:t xml:space="preserve">│   │   </w:t>
+      </w:r>
+      <w:r>
+        <w:rPr>
+          <w:rFonts w:ascii="MS Gothic" w:eastAsia="MS Gothic" w:hAnsi="MS Gothic" w:cs="MS Gothic" w:hint="eastAsia"/>
+        </w:rPr>
+        <w:t>├</w:t>
+      </w:r>
+      <w:r>
+        <w:rPr>
+          <w:rFonts w:ascii="Calibri" w:hAnsi="Calibri" w:cs="Calibri"/>
+        </w:rPr>
+        <w:t>──</w:t>
+      </w:r>
+      <w:r>
+        <w:t xml:space="preserve"> foodRoutes.js</w:t>
+      </w:r>
+    </w:p>
+    <w:p>
+      <w:r>
+        <w:t xml:space="preserve">│   │   </w:t>
+      </w:r>
+      <w:r>
+        <w:rPr>
+          <w:rFonts w:ascii="MS Gothic" w:eastAsia="MS Gothic" w:hAnsi="MS Gothic" w:cs="MS Gothic" w:hint="eastAsia"/>
+        </w:rPr>
+        <w:t>├</w:t>
+      </w:r>
+      <w:r>
+        <w:rPr>
+          <w:rFonts w:ascii="Calibri" w:hAnsi="Calibri" w:cs="Calibri"/>
+        </w:rPr>
+        <w:t>──</w:t>
+      </w:r>
+      <w:r>
+        <w:t xml:space="preserve"> orderRoutes.js</w:t>
+      </w:r>
+    </w:p>
+    <w:p>
+      <w:r>
+        <w:t xml:space="preserve">│   │   </w:t>
+      </w:r>
+      <w:r>
+        <w:rPr>
+          <w:rFonts w:ascii="MS Gothic" w:eastAsia="MS Gothic" w:hAnsi="MS Gothic" w:cs="MS Gothic" w:hint="eastAsia"/>
+        </w:rPr>
+        <w:t>├</w:t>
+      </w:r>
+      <w:r>
+        <w:rPr>
+          <w:rFonts w:ascii="Calibri" w:hAnsi="Calibri" w:cs="Calibri"/>
+        </w:rPr>
+        <w:t>──</w:t>
+      </w:r>
+      <w:r>
+        <w:t xml:space="preserve"> deliveryRoutes.js</w:t>
+      </w:r>
+    </w:p>
+    <w:p>
+      <w:r>
+        <w:t>│   │   └── userRoutes.js</w:t>
       </w:r>
     </w:p>
     <w:p>
@@ -518,131 +624,6 @@
         <w:t>──</w:t>
       </w:r>
       <w:r>
-        <w:t xml:space="preserve"> routes/</w:t>
-      </w:r>
-    </w:p>
-    <w:p>
-      <w:r>
-        <w:t xml:space="preserve">│   │   </w:t>
-      </w:r>
-      <w:r>
-        <w:rPr>
-          <w:rFonts w:ascii="MS Gothic" w:eastAsia="MS Gothic" w:hAnsi="MS Gothic" w:cs="MS Gothic" w:hint="eastAsia"/>
-        </w:rPr>
-        <w:t>├</w:t>
-      </w:r>
-      <w:r>
-        <w:rPr>
-          <w:rFonts w:ascii="Calibri" w:hAnsi="Calibri" w:cs="Calibri"/>
-        </w:rPr>
-        <w:t>──</w:t>
-      </w:r>
-      <w:r>
-        <w:t xml:space="preserve"> authRoutes.js</w:t>
-      </w:r>
-    </w:p>
-    <w:p>
-      <w:r>
-        <w:t xml:space="preserve">│   │   </w:t>
-      </w:r>
-      <w:r>
-        <w:rPr>
-          <w:rFonts w:ascii="MS Gothic" w:eastAsia="MS Gothic" w:hAnsi="MS Gothic" w:cs="MS Gothic" w:hint="eastAsia"/>
-        </w:rPr>
-        <w:t>├</w:t>
-      </w:r>
-      <w:r>
-        <w:rPr>
-          <w:rFonts w:ascii="Calibri" w:hAnsi="Calibri" w:cs="Calibri"/>
-        </w:rPr>
-        <w:t>──</w:t>
-      </w:r>
-      <w:r>
-        <w:t xml:space="preserve"> vendorRoutes.js</w:t>
-      </w:r>
-    </w:p>
-    <w:p>
-      <w:r>
-        <w:t xml:space="preserve">│   │   </w:t>
-      </w:r>
-      <w:r>
-        <w:rPr>
-          <w:rFonts w:ascii="MS Gothic" w:eastAsia="MS Gothic" w:hAnsi="MS Gothic" w:cs="MS Gothic" w:hint="eastAsia"/>
-        </w:rPr>
-        <w:t>├</w:t>
-      </w:r>
-      <w:r>
-        <w:rPr>
-          <w:rFonts w:ascii="Calibri" w:hAnsi="Calibri" w:cs="Calibri"/>
-        </w:rPr>
-        <w:t>──</w:t>
-      </w:r>
-      <w:r>
-        <w:t xml:space="preserve"> foodRoutes.js</w:t>
-      </w:r>
-    </w:p>
-    <w:p>
-      <w:r>
-        <w:t xml:space="preserve">│   │   </w:t>
-      </w:r>
-      <w:r>
-        <w:rPr>
-          <w:rFonts w:ascii="MS Gothic" w:eastAsia="MS Gothic" w:hAnsi="MS Gothic" w:cs="MS Gothic" w:hint="eastAsia"/>
-        </w:rPr>
-        <w:t>├</w:t>
-      </w:r>
-      <w:r>
-        <w:rPr>
-          <w:rFonts w:ascii="Calibri" w:hAnsi="Calibri" w:cs="Calibri"/>
-        </w:rPr>
-        <w:t>──</w:t>
-      </w:r>
-      <w:r>
-        <w:t xml:space="preserve"> orderRoutes.js</w:t>
-      </w:r>
-    </w:p>
-    <w:p>
-      <w:r>
-        <w:t xml:space="preserve">│   │   </w:t>
-      </w:r>
-      <w:r>
-        <w:rPr>
-          <w:rFonts w:ascii="MS Gothic" w:eastAsia="MS Gothic" w:hAnsi="MS Gothic" w:cs="MS Gothic" w:hint="eastAsia"/>
-        </w:rPr>
-        <w:t>├</w:t>
-      </w:r>
-      <w:r>
-        <w:rPr>
-          <w:rFonts w:ascii="Calibri" w:hAnsi="Calibri" w:cs="Calibri"/>
-        </w:rPr>
-        <w:t>──</w:t>
-      </w:r>
-      <w:r>
-        <w:t xml:space="preserve"> deliveryRoutes.js</w:t>
-      </w:r>
-    </w:p>
-    <w:p>
-      <w:r>
-        <w:t>│   │   └── userRoutes.js</w:t>
-      </w:r>
-    </w:p>
-    <w:p>
-      <w:r>
-        <w:t xml:space="preserve">│   </w:t>
-      </w:r>
-      <w:r>
-        <w:rPr>
-          <w:rFonts w:ascii="MS Gothic" w:eastAsia="MS Gothic" w:hAnsi="MS Gothic" w:cs="MS Gothic" w:hint="eastAsia"/>
-        </w:rPr>
-        <w:t>├</w:t>
-      </w:r>
-      <w:r>
-        <w:rPr>
-          <w:rFonts w:ascii="Calibri" w:hAnsi="Calibri" w:cs="Calibri"/>
-        </w:rPr>
-        <w:t>──</w:t>
-      </w:r>
-      <w:r>
         <w:t xml:space="preserve"> utils/</w:t>
       </w:r>
     </w:p>
@@ -666,10 +647,12 @@
         <w:t xml:space="preserve">└── </w:t>
       </w:r>
       <w:proofErr w:type="spellStart"/>
+      <w:proofErr w:type="gramStart"/>
       <w:r>
         <w:t>package.json</w:t>
       </w:r>
       <w:proofErr w:type="spellEnd"/>
+      <w:proofErr w:type="gramEnd"/>
     </w:p>
     <w:p/>
     <w:p>
@@ -698,7 +681,7 @@
     <w:p>
       <w:r>
         <w:pict w14:anchorId="31314C42">
-          <v:rect id="_x0000_i1103" style="width:0;height:1.5pt" o:hralign="center" o:hrstd="t" o:hr="t" fillcolor="#a0a0a0" stroked="f"/>
+          <v:rect id="_x0000_i1026" style="width:0;height:1.5pt" o:hralign="center" o:hrstd="t" o:hr="t" fillcolor="#a0a0a0" stroked="f"/>
         </w:pict>
       </w:r>
     </w:p>
@@ -788,10 +771,12 @@
         <w:t xml:space="preserve">It contains </w:t>
       </w:r>
       <w:proofErr w:type="spellStart"/>
+      <w:proofErr w:type="gramStart"/>
       <w:r>
         <w:t>mongoose.connect</w:t>
       </w:r>
       <w:proofErr w:type="spellEnd"/>
+      <w:proofErr w:type="gramEnd"/>
       <w:r>
         <w:t>() code.</w:t>
       </w:r>
@@ -810,7 +795,7 @@
     <w:p>
       <w:r>
         <w:pict w14:anchorId="4B4756E5">
-          <v:rect id="_x0000_i1104" style="width:0;height:1.5pt" o:hralign="center" o:hrstd="t" o:hr="t" fillcolor="#a0a0a0" stroked="f"/>
+          <v:rect id="_x0000_i1027" style="width:0;height:1.5pt" o:hralign="center" o:hrstd="t" o:hr="t" fillcolor="#a0a0a0" stroked="f"/>
         </w:pict>
       </w:r>
     </w:p>
@@ -940,7 +925,6 @@
         </w:numPr>
       </w:pPr>
       <w:r>
-        <w:lastRenderedPageBreak/>
         <w:t>Vendor add/edit/delete food items</w:t>
       </w:r>
     </w:p>
@@ -967,6 +951,7 @@
           <w:b/>
           <w:bCs/>
         </w:rPr>
+        <w:lastRenderedPageBreak/>
         <w:t>foodController.js</w:t>
       </w:r>
     </w:p>
@@ -1194,7 +1179,7 @@
     <w:p>
       <w:r>
         <w:pict w14:anchorId="0ADD5DA5">
-          <v:rect id="_x0000_i1105" style="width:0;height:1.5pt" o:hralign="center" o:hrstd="t" o:hr="t" fillcolor="#a0a0a0" stroked="f"/>
+          <v:rect id="_x0000_i1028" style="width:0;height:1.5pt" o:hralign="center" o:hrstd="t" o:hr="t" fillcolor="#a0a0a0" stroked="f"/>
         </w:pict>
       </w:r>
     </w:p>
@@ -1343,7 +1328,6 @@
         </w:numPr>
       </w:pPr>
       <w:r>
-        <w:lastRenderedPageBreak/>
         <w:t>only vendor can add food</w:t>
       </w:r>
     </w:p>
@@ -1366,6 +1350,7 @@
         </w:numPr>
       </w:pPr>
       <w:r>
+        <w:lastRenderedPageBreak/>
         <w:t>only admin can manage vendors</w:t>
       </w:r>
     </w:p>
@@ -1383,7 +1368,7 @@
     <w:p>
       <w:r>
         <w:pict w14:anchorId="695E3D3C">
-          <v:rect id="_x0000_i1106" style="width:0;height:1.5pt" o:hralign="center" o:hrstd="t" o:hr="t" fillcolor="#a0a0a0" stroked="f"/>
+          <v:rect id="_x0000_i1029" style="width:0;height:1.5pt" o:hralign="center" o:hrstd="t" o:hr="t" fillcolor="#a0a0a0" stroked="f"/>
         </w:pict>
       </w:r>
     </w:p>
@@ -1653,7 +1638,7 @@
     <w:p>
       <w:r>
         <w:pict w14:anchorId="5F600CC6">
-          <v:rect id="_x0000_i1107" style="width:0;height:1.5pt" o:hralign="center" o:hrstd="t" o:hr="t" fillcolor="#a0a0a0" stroked="f"/>
+          <v:rect id="_x0000_i1030" style="width:0;height:1.5pt" o:hralign="center" o:hrstd="t" o:hr="t" fillcolor="#a0a0a0" stroked="f"/>
         </w:pict>
       </w:r>
     </w:p>
@@ -1735,8 +1720,13 @@
         </w:numPr>
       </w:pPr>
       <w:r>
-        <w:t>/register</w:t>
-      </w:r>
+        <w:t>/</w:t>
+      </w:r>
+      <w:proofErr w:type="gramStart"/>
+      <w:r>
+        <w:t>register</w:t>
+      </w:r>
+      <w:proofErr w:type="gramEnd"/>
     </w:p>
     <w:p>
       <w:pPr>
@@ -1746,8 +1736,13 @@
         </w:numPr>
       </w:pPr>
       <w:r>
-        <w:t>/login</w:t>
-      </w:r>
+        <w:t>/</w:t>
+      </w:r>
+      <w:proofErr w:type="gramStart"/>
+      <w:r>
+        <w:t>login</w:t>
+      </w:r>
+      <w:proofErr w:type="gramEnd"/>
     </w:p>
     <w:p>
       <w:pPr>
@@ -1783,7 +1778,6 @@
           <w:b/>
           <w:bCs/>
         </w:rPr>
-        <w:lastRenderedPageBreak/>
         <w:t>vendorRoutes.js</w:t>
       </w:r>
     </w:p>
@@ -1806,6 +1800,7 @@
         </w:numPr>
       </w:pPr>
       <w:r>
+        <w:lastRenderedPageBreak/>
         <w:t>/vendor/add-food</w:t>
       </w:r>
     </w:p>
@@ -1854,8 +1849,13 @@
         </w:numPr>
       </w:pPr>
       <w:r>
-        <w:t>/food</w:t>
-      </w:r>
+        <w:t>/</w:t>
+      </w:r>
+      <w:proofErr w:type="gramStart"/>
+      <w:r>
+        <w:t>food</w:t>
+      </w:r>
+      <w:proofErr w:type="gramEnd"/>
     </w:p>
     <w:p>
       <w:pPr>
@@ -1876,13 +1876,26 @@
         </w:numPr>
       </w:pPr>
       <w:r>
-        <w:t>/food/vendor/:</w:t>
+        <w:t>/</w:t>
+      </w:r>
+      <w:proofErr w:type="gramStart"/>
+      <w:r>
+        <w:t>food</w:t>
+      </w:r>
+      <w:proofErr w:type="gramEnd"/>
+      <w:r>
+        <w:t>/vendor</w:t>
+      </w:r>
+      <w:proofErr w:type="gramStart"/>
+      <w:r>
+        <w:t>/:</w:t>
       </w:r>
       <w:proofErr w:type="spellStart"/>
       <w:r>
         <w:t>vendorId</w:t>
       </w:r>
       <w:proofErr w:type="spellEnd"/>
+      <w:proofErr w:type="gramEnd"/>
     </w:p>
     <w:p>
       <w:pPr>
@@ -1940,7 +1953,15 @@
         </w:numPr>
       </w:pPr>
       <w:r>
-        <w:t>/order/user/:id</w:t>
+        <w:t>/</w:t>
+      </w:r>
+      <w:proofErr w:type="gramStart"/>
+      <w:r>
+        <w:t>order</w:t>
+      </w:r>
+      <w:proofErr w:type="gramEnd"/>
+      <w:r>
+        <w:t>/user/:id</w:t>
       </w:r>
     </w:p>
     <w:p>
@@ -2031,7 +2052,7 @@
     <w:p>
       <w:r>
         <w:pict w14:anchorId="02D6E9F1">
-          <v:rect id="_x0000_i1108" style="width:0;height:1.5pt" o:hralign="center" o:hrstd="t" o:hr="t" fillcolor="#a0a0a0" stroked="f"/>
+          <v:rect id="_x0000_i1031" style="width:0;height:1.5pt" o:hralign="center" o:hrstd="t" o:hr="t" fillcolor="#a0a0a0" stroked="f"/>
         </w:pict>
       </w:r>
     </w:p>
@@ -2119,7 +2140,7 @@
     <w:p>
       <w:r>
         <w:pict w14:anchorId="09D96625">
-          <v:rect id="_x0000_i1109" style="width:0;height:1.5pt" o:hralign="center" o:hrstd="t" o:hr="t" fillcolor="#a0a0a0" stroked="f"/>
+          <v:rect id="_x0000_i1032" style="width:0;height:1.5pt" o:hralign="center" o:hrstd="t" o:hr="t" fillcolor="#a0a0a0" stroked="f"/>
         </w:pict>
       </w:r>
     </w:p>
@@ -2184,10 +2205,12 @@
         <w:t>Starts Express server (</w:t>
       </w:r>
       <w:proofErr w:type="spellStart"/>
+      <w:proofErr w:type="gramStart"/>
       <w:r>
         <w:t>app.listen</w:t>
       </w:r>
       <w:proofErr w:type="spellEnd"/>
+      <w:proofErr w:type="gramEnd"/>
       <w:r>
         <w:t>)</w:t>
       </w:r>
@@ -2213,9 +2236,8 @@
     </w:p>
     <w:p>
       <w:r>
-        <w:lastRenderedPageBreak/>
         <w:pict w14:anchorId="743057A2">
-          <v:rect id="_x0000_i1110" style="width:0;height:1.5pt" o:hralign="center" o:hrstd="t" o:hr="t" fillcolor="#a0a0a0" stroked="f"/>
+          <v:rect id="_x0000_i1033" style="width:0;height:1.5pt" o:hralign="center" o:hrstd="t" o:hr="t" fillcolor="#a0a0a0" stroked="f"/>
         </w:pict>
       </w:r>
     </w:p>
@@ -2242,6 +2264,7 @@
         <w:t xml:space="preserve"> </w:t>
       </w:r>
       <w:proofErr w:type="spellStart"/>
+      <w:proofErr w:type="gramStart"/>
       <w:r>
         <w:rPr>
           <w:b/>
@@ -2250,6 +2273,7 @@
         <w:t>package.json</w:t>
       </w:r>
       <w:proofErr w:type="spellEnd"/>
+      <w:proofErr w:type="gramEnd"/>
     </w:p>
     <w:p>
       <w:pPr>
@@ -2259,6 +2283,7 @@
         </w:numPr>
       </w:pPr>
       <w:r>
+        <w:lastRenderedPageBreak/>
         <w:t>Contains project info</w:t>
       </w:r>
     </w:p>
@@ -2303,7 +2328,7 @@
     <w:p>
       <w:r>
         <w:pict w14:anchorId="7D9EC98A">
-          <v:rect id="_x0000_i1111" style="width:0;height:1.5pt" o:hralign="center" o:hrstd="t" o:hr="t" fillcolor="#a0a0a0" stroked="f"/>
+          <v:rect id="_x0000_i1034" style="width:0;height:1.5pt" o:hralign="center" o:hrstd="t" o:hr="t" fillcolor="#a0a0a0" stroked="f"/>
         </w:pict>
       </w:r>
     </w:p>
@@ -2648,6 +2673,7 @@
           </w:tcPr>
           <w:p>
             <w:proofErr w:type="spellStart"/>
+            <w:proofErr w:type="gramStart"/>
             <w:r>
               <w:rPr>
                 <w:b/>
@@ -2656,6 +2682,7 @@
               <w:t>package.json</w:t>
             </w:r>
             <w:proofErr w:type="spellEnd"/>
+            <w:proofErr w:type="gramEnd"/>
           </w:p>
         </w:tc>
         <w:tc>
@@ -2675,7 +2702,7 @@
     <w:p>
       <w:r>
         <w:pict w14:anchorId="4FA6B32F">
-          <v:rect id="_x0000_i1112" style="width:0;height:1.5pt" o:hralign="center" o:hrstd="t" o:hr="t" fillcolor="#a0a0a0" stroked="f"/>
+          <v:rect id="_x0000_i1035" style="width:0;height:1.5pt" o:hralign="center" o:hrstd="t" o:hr="t" fillcolor="#a0a0a0" stroked="f"/>
         </w:pict>
       </w:r>
     </w:p>
@@ -2747,7 +2774,7 @@
     <w:p>
       <w:r>
         <w:pict w14:anchorId="635CE80A">
-          <v:rect id="_x0000_i1026" style="width:0;height:1.5pt" o:hralign="center" o:hrstd="t" o:hr="t" fillcolor="#a0a0a0" stroked="f"/>
+          <v:rect id="_x0000_i1036" style="width:0;height:1.5pt" o:hralign="center" o:hrstd="t" o:hr="t" fillcolor="#a0a0a0" stroked="f"/>
         </w:pict>
       </w:r>
     </w:p>
@@ -2792,7 +2819,7 @@
     <w:p>
       <w:r>
         <w:pict w14:anchorId="7E3EBF97">
-          <v:rect id="_x0000_i1027" style="width:0;height:1.5pt" o:hralign="center" o:hrstd="t" o:hr="t" fillcolor="#a0a0a0" stroked="f"/>
+          <v:rect id="_x0000_i1037" style="width:0;height:1.5pt" o:hralign="center" o:hrstd="t" o:hr="t" fillcolor="#a0a0a0" stroked="f"/>
         </w:pict>
       </w:r>
     </w:p>
@@ -2837,7 +2864,159 @@
     </w:p>
     <w:p>
       <w:r>
+        <w:t>{</w:t>
+      </w:r>
+    </w:p>
+    <w:p>
+      <w:r>
+        <w:t xml:space="preserve">  _id,</w:t>
+      </w:r>
+    </w:p>
+    <w:p>
+      <w:r>
+        <w:t xml:space="preserve">  name,</w:t>
+      </w:r>
+    </w:p>
+    <w:p>
+      <w:r>
         <w:lastRenderedPageBreak/>
+        <w:t xml:space="preserve">  email,</w:t>
+      </w:r>
+    </w:p>
+    <w:p>
+      <w:r>
+        <w:t xml:space="preserve">  password (hashed),</w:t>
+      </w:r>
+    </w:p>
+    <w:p>
+      <w:r>
+        <w:t xml:space="preserve">  phone,</w:t>
+      </w:r>
+    </w:p>
+    <w:p>
+      <w:r>
+        <w:t xml:space="preserve">  address: {</w:t>
+      </w:r>
+    </w:p>
+    <w:p>
+      <w:r>
+        <w:t xml:space="preserve">      street,</w:t>
+      </w:r>
+    </w:p>
+    <w:p>
+      <w:r>
+        <w:t xml:space="preserve">      city,</w:t>
+      </w:r>
+    </w:p>
+    <w:p>
+      <w:r>
+        <w:t xml:space="preserve">      </w:t>
+      </w:r>
+      <w:proofErr w:type="spellStart"/>
+      <w:r>
+        <w:t>pincode</w:t>
+      </w:r>
+      <w:proofErr w:type="spellEnd"/>
+      <w:r>
+        <w:t>,</w:t>
+      </w:r>
+    </w:p>
+    <w:p>
+      <w:r>
+        <w:t xml:space="preserve">      coordinates: </w:t>
+      </w:r>
+      <w:proofErr w:type="gramStart"/>
+      <w:r>
+        <w:t xml:space="preserve">{ </w:t>
+      </w:r>
+      <w:proofErr w:type="spellStart"/>
+      <w:r>
+        <w:t>lat</w:t>
+      </w:r>
+      <w:proofErr w:type="spellEnd"/>
+      <w:proofErr w:type="gramEnd"/>
+      <w:r>
+        <w:t xml:space="preserve">, </w:t>
+      </w:r>
+      <w:proofErr w:type="gramStart"/>
+      <w:r>
+        <w:t>lng }</w:t>
+      </w:r>
+      <w:proofErr w:type="gramEnd"/>
+    </w:p>
+    <w:p>
+      <w:r>
+        <w:t xml:space="preserve">  },</w:t>
+      </w:r>
+    </w:p>
+    <w:p>
+      <w:r>
+        <w:t xml:space="preserve">  role: "customer",</w:t>
+      </w:r>
+    </w:p>
+    <w:p>
+      <w:r>
+        <w:t xml:space="preserve">  </w:t>
+      </w:r>
+      <w:proofErr w:type="spellStart"/>
+      <w:r>
+        <w:t>createdAt</w:t>
+      </w:r>
+      <w:proofErr w:type="spellEnd"/>
+    </w:p>
+    <w:p>
+      <w:r>
+        <w:t>}</w:t>
+      </w:r>
+    </w:p>
+    <w:p>
+      <w:r>
+        <w:pict w14:anchorId="4848FCA4">
+          <v:rect id="_x0000_i1038" style="width:0;height:1.5pt" o:hralign="center" o:hrstd="t" o:hr="t" fillcolor="#a0a0a0" stroked="f"/>
+        </w:pict>
+      </w:r>
+    </w:p>
+    <w:p>
+      <w:pPr>
+        <w:rPr>
+          <w:b/>
+          <w:bCs/>
+        </w:rPr>
+      </w:pPr>
+      <w:r>
+        <w:rPr>
+          <w:b/>
+          <w:bCs/>
+        </w:rPr>
+        <w:t>2️</w:t>
+      </w:r>
+      <w:r>
+        <w:rPr>
+          <w:rFonts w:ascii="Segoe UI Symbol" w:hAnsi="Segoe UI Symbol" w:cs="Segoe UI Symbol"/>
+          <w:b/>
+          <w:bCs/>
+        </w:rPr>
+        <w:t>⃣</w:t>
+      </w:r>
+      <w:r>
+        <w:rPr>
+          <w:b/>
+          <w:bCs/>
+        </w:rPr>
+        <w:t xml:space="preserve"> Vendors Collection (street food sellers)</w:t>
+      </w:r>
+    </w:p>
+    <w:p>
+      <w:r>
+        <w:rPr>
+          <w:b/>
+          <w:bCs/>
+        </w:rPr>
+        <w:t>vendors</w:t>
+      </w:r>
+    </w:p>
+    <w:p>
+      <w:r>
         <w:t>{</w:t>
       </w:r>
     </w:p>
@@ -2848,17 +3027,28 @@
     </w:p>
     <w:p>
       <w:r>
-        <w:t xml:space="preserve">  name,</w:t>
-      </w:r>
-    </w:p>
-    <w:p>
-      <w:r>
-        <w:t xml:space="preserve">  email,</w:t>
-      </w:r>
-    </w:p>
-    <w:p>
-      <w:r>
-        <w:t xml:space="preserve">  password (hashed),</w:t>
+        <w:t xml:space="preserve">  </w:t>
+      </w:r>
+      <w:proofErr w:type="spellStart"/>
+      <w:r>
+        <w:t>vendorName</w:t>
+      </w:r>
+      <w:proofErr w:type="spellEnd"/>
+      <w:r>
+        <w:t>,</w:t>
+      </w:r>
+    </w:p>
+    <w:p>
+      <w:r>
+        <w:t xml:space="preserve">  </w:t>
+      </w:r>
+      <w:proofErr w:type="spellStart"/>
+      <w:r>
+        <w:t>ownerName</w:t>
+      </w:r>
+      <w:proofErr w:type="spellEnd"/>
+      <w:r>
+        <w:t>,</w:t>
       </w:r>
     </w:p>
     <w:p>
@@ -2868,7 +3058,7 @@
     </w:p>
     <w:p>
       <w:r>
-        <w:t xml:space="preserve">  address: {</w:t>
+        <w:t xml:space="preserve">  location: {</w:t>
       </w:r>
     </w:p>
     <w:p>
@@ -2896,16 +3086,26 @@
     </w:p>
     <w:p>
       <w:r>
-        <w:t xml:space="preserve">      coordinates: { </w:t>
+        <w:t xml:space="preserve">      coordinates: </w:t>
+      </w:r>
+      <w:proofErr w:type="gramStart"/>
+      <w:r>
+        <w:t xml:space="preserve">{ </w:t>
       </w:r>
       <w:proofErr w:type="spellStart"/>
       <w:r>
         <w:t>lat</w:t>
       </w:r>
       <w:proofErr w:type="spellEnd"/>
-      <w:r>
-        <w:t>, lng }</w:t>
-      </w:r>
+      <w:proofErr w:type="gramEnd"/>
+      <w:r>
+        <w:t xml:space="preserve">, </w:t>
+      </w:r>
+      <w:proofErr w:type="gramStart"/>
+      <w:r>
+        <w:t>lng }</w:t>
+      </w:r>
+      <w:proofErr w:type="gramEnd"/>
     </w:p>
     <w:p>
       <w:r>
@@ -2914,78 +3114,15 @@
     </w:p>
     <w:p>
       <w:r>
-        <w:t xml:space="preserve">  role: "customer",</w:t>
-      </w:r>
-    </w:p>
-    <w:p>
-      <w:r>
         <w:t xml:space="preserve">  </w:t>
       </w:r>
       <w:proofErr w:type="spellStart"/>
       <w:r>
-        <w:t>createdAt</w:t>
+        <w:t>isActive</w:t>
       </w:r>
       <w:proofErr w:type="spellEnd"/>
-    </w:p>
-    <w:p>
-      <w:r>
-        <w:t>}</w:t>
-      </w:r>
-    </w:p>
-    <w:p>
-      <w:r>
-        <w:pict w14:anchorId="4848FCA4">
-          <v:rect id="_x0000_i1028" style="width:0;height:1.5pt" o:hralign="center" o:hrstd="t" o:hr="t" fillcolor="#a0a0a0" stroked="f"/>
-        </w:pict>
-      </w:r>
-    </w:p>
-    <w:p>
-      <w:pPr>
-        <w:rPr>
-          <w:b/>
-          <w:bCs/>
-        </w:rPr>
-      </w:pPr>
-      <w:r>
-        <w:rPr>
-          <w:b/>
-          <w:bCs/>
-        </w:rPr>
-        <w:t>2️</w:t>
-      </w:r>
-      <w:r>
-        <w:rPr>
-          <w:rFonts w:ascii="Segoe UI Symbol" w:hAnsi="Segoe UI Symbol" w:cs="Segoe UI Symbol"/>
-          <w:b/>
-          <w:bCs/>
-        </w:rPr>
-        <w:t>⃣</w:t>
-      </w:r>
-      <w:r>
-        <w:rPr>
-          <w:b/>
-          <w:bCs/>
-        </w:rPr>
-        <w:t xml:space="preserve"> Vendors Collection (street food sellers)</w:t>
-      </w:r>
-    </w:p>
-    <w:p>
-      <w:r>
-        <w:rPr>
-          <w:b/>
-          <w:bCs/>
-        </w:rPr>
-        <w:t>vendors</w:t>
-      </w:r>
-    </w:p>
-    <w:p>
-      <w:r>
-        <w:t>{</w:t>
-      </w:r>
-    </w:p>
-    <w:p>
-      <w:r>
-        <w:t xml:space="preserve">  _id,</w:t>
+      <w:r>
+        <w:t>,</w:t>
       </w:r>
     </w:p>
     <w:p>
@@ -2994,7 +3131,7 @@
       </w:r>
       <w:proofErr w:type="spellStart"/>
       <w:r>
-        <w:t>vendorName</w:t>
+        <w:t>openingTime</w:t>
       </w:r>
       <w:proofErr w:type="spellEnd"/>
       <w:r>
@@ -3007,7 +3144,7 @@
       </w:r>
       <w:proofErr w:type="spellStart"/>
       <w:r>
-        <w:t>ownerName</w:t>
+        <w:t>closingTime</w:t>
       </w:r>
       <w:proofErr w:type="spellEnd"/>
       <w:r>
@@ -3016,31 +3153,11 @@
     </w:p>
     <w:p>
       <w:r>
-        <w:t xml:space="preserve">  phone,</w:t>
-      </w:r>
-    </w:p>
-    <w:p>
-      <w:r>
-        <w:t xml:space="preserve">  location: {</w:t>
-      </w:r>
-    </w:p>
-    <w:p>
-      <w:r>
-        <w:t xml:space="preserve">      street,</w:t>
-      </w:r>
-    </w:p>
-    <w:p>
-      <w:r>
-        <w:t xml:space="preserve">      city,</w:t>
-      </w:r>
-    </w:p>
-    <w:p>
-      <w:r>
-        <w:t xml:space="preserve">      </w:t>
+        <w:t xml:space="preserve">  </w:t>
       </w:r>
       <w:proofErr w:type="spellStart"/>
       <w:r>
-        <w:t>pincode</w:t>
+        <w:t>thumbnailImg</w:t>
       </w:r>
       <w:proofErr w:type="spellEnd"/>
       <w:r>
@@ -3049,46 +3166,15 @@
     </w:p>
     <w:p>
       <w:r>
-        <w:t xml:space="preserve">      coordinates: { </w:t>
+        <w:t xml:space="preserve">  menu: [</w:t>
       </w:r>
       <w:proofErr w:type="spellStart"/>
       <w:r>
-        <w:t>lat</w:t>
+        <w:t>foodItemId</w:t>
       </w:r>
       <w:proofErr w:type="spellEnd"/>
       <w:r>
-        <w:t>, lng }</w:t>
-      </w:r>
-    </w:p>
-    <w:p>
-      <w:r>
-        <w:t xml:space="preserve">  },</w:t>
-      </w:r>
-    </w:p>
-    <w:p>
-      <w:r>
-        <w:t xml:space="preserve">  </w:t>
-      </w:r>
-      <w:proofErr w:type="spellStart"/>
-      <w:r>
-        <w:t>isActive</w:t>
-      </w:r>
-      <w:proofErr w:type="spellEnd"/>
-      <w:r>
-        <w:t>,</w:t>
-      </w:r>
-    </w:p>
-    <w:p>
-      <w:r>
-        <w:t xml:space="preserve">  </w:t>
-      </w:r>
-      <w:proofErr w:type="spellStart"/>
-      <w:r>
-        <w:t>openingTime</w:t>
-      </w:r>
-      <w:proofErr w:type="spellEnd"/>
-      <w:r>
-        <w:t>,</w:t>
+        <w:t>],</w:t>
       </w:r>
     </w:p>
     <w:p>
@@ -3098,20 +3184,113 @@
       </w:r>
       <w:proofErr w:type="spellStart"/>
       <w:r>
-        <w:t>closingTime</w:t>
+        <w:t>createdAt</w:t>
       </w:r>
       <w:proofErr w:type="spellEnd"/>
+    </w:p>
+    <w:p>
+      <w:r>
+        <w:t>}</w:t>
+      </w:r>
+    </w:p>
+    <w:p>
+      <w:r>
+        <w:pict w14:anchorId="3310F1ED">
+          <v:rect id="_x0000_i1039" style="width:0;height:1.5pt" o:hralign="center" o:hrstd="t" o:hr="t" fillcolor="#a0a0a0" stroked="f"/>
+        </w:pict>
+      </w:r>
+    </w:p>
+    <w:p>
+      <w:pPr>
+        <w:rPr>
+          <w:b/>
+          <w:bCs/>
+        </w:rPr>
+      </w:pPr>
+      <w:r>
+        <w:rPr>
+          <w:b/>
+          <w:bCs/>
+        </w:rPr>
+        <w:t>3️</w:t>
+      </w:r>
+      <w:r>
+        <w:rPr>
+          <w:rFonts w:ascii="Segoe UI Symbol" w:hAnsi="Segoe UI Symbol" w:cs="Segoe UI Symbol"/>
+          <w:b/>
+          <w:bCs/>
+        </w:rPr>
+        <w:t>⃣</w:t>
+      </w:r>
+      <w:r>
+        <w:rPr>
+          <w:b/>
+          <w:bCs/>
+        </w:rPr>
+        <w:t xml:space="preserve"> Food Items Collection</w:t>
+      </w:r>
+    </w:p>
+    <w:p>
+      <w:proofErr w:type="spellStart"/>
+      <w:r>
+        <w:rPr>
+          <w:b/>
+          <w:bCs/>
+        </w:rPr>
+        <w:t>foodItems</w:t>
+      </w:r>
+      <w:proofErr w:type="spellEnd"/>
+    </w:p>
+    <w:p>
+      <w:r>
+        <w:t>{</w:t>
+      </w:r>
+    </w:p>
+    <w:p>
+      <w:r>
+        <w:t xml:space="preserve">  _id,</w:t>
+      </w:r>
+    </w:p>
+    <w:p>
+      <w:r>
+        <w:t xml:space="preserve">  </w:t>
+      </w:r>
+      <w:proofErr w:type="spellStart"/>
+      <w:r>
+        <w:t>vendorId</w:t>
+      </w:r>
+      <w:proofErr w:type="spellEnd"/>
       <w:r>
         <w:t>,</w:t>
       </w:r>
     </w:p>
     <w:p>
       <w:r>
+        <w:t xml:space="preserve">  name,</w:t>
+      </w:r>
+    </w:p>
+    <w:p>
+      <w:r>
+        <w:t xml:space="preserve">  description,</w:t>
+      </w:r>
+    </w:p>
+    <w:p>
+      <w:r>
+        <w:t xml:space="preserve">  price,</w:t>
+      </w:r>
+    </w:p>
+    <w:p>
+      <w:r>
+        <w:t xml:space="preserve">  image,</w:t>
+      </w:r>
+    </w:p>
+    <w:p>
+      <w:r>
         <w:t xml:space="preserve">  </w:t>
       </w:r>
       <w:proofErr w:type="spellStart"/>
       <w:r>
-        <w:t>thumbnailImg</w:t>
+        <w:t>isAvailable</w:t>
       </w:r>
       <w:proofErr w:type="spellEnd"/>
       <w:r>
@@ -3120,14 +3299,434 @@
     </w:p>
     <w:p>
       <w:r>
-        <w:t xml:space="preserve">  menu: [</w:t>
+        <w:t xml:space="preserve">  </w:t>
+      </w:r>
+      <w:proofErr w:type="gramStart"/>
+      <w:r>
+        <w:t xml:space="preserve">category,   </w:t>
+      </w:r>
+      <w:proofErr w:type="gramEnd"/>
+      <w:r>
+        <w:t>// chaat, kachori, sweets, snacks etc.</w:t>
+      </w:r>
+    </w:p>
+    <w:p>
+      <w:r>
+        <w:t xml:space="preserve">  </w:t>
       </w:r>
       <w:proofErr w:type="spellStart"/>
       <w:r>
+        <w:t>createdAt</w:t>
+      </w:r>
+      <w:proofErr w:type="spellEnd"/>
+    </w:p>
+    <w:p>
+      <w:r>
+        <w:t>}</w:t>
+      </w:r>
+    </w:p>
+    <w:p>
+      <w:r>
+        <w:pict w14:anchorId="2C1DDC7A">
+          <v:rect id="_x0000_i1040" style="width:0;height:1.5pt" o:hralign="center" o:hrstd="t" o:hr="t" fillcolor="#a0a0a0" stroked="f"/>
+        </w:pict>
+      </w:r>
+    </w:p>
+    <w:p>
+      <w:pPr>
+        <w:rPr>
+          <w:b/>
+          <w:bCs/>
+        </w:rPr>
+      </w:pPr>
+      <w:r>
+        <w:rPr>
+          <w:b/>
+          <w:bCs/>
+        </w:rPr>
+        <w:t>4️</w:t>
+      </w:r>
+      <w:r>
+        <w:rPr>
+          <w:rFonts w:ascii="Segoe UI Symbol" w:hAnsi="Segoe UI Symbol" w:cs="Segoe UI Symbol"/>
+          <w:b/>
+          <w:bCs/>
+        </w:rPr>
+        <w:t>⃣</w:t>
+      </w:r>
+      <w:r>
+        <w:rPr>
+          <w:b/>
+          <w:bCs/>
+        </w:rPr>
+        <w:t xml:space="preserve"> Orders Collection</w:t>
+      </w:r>
+    </w:p>
+    <w:p>
+      <w:r>
+        <w:rPr>
+          <w:b/>
+          <w:bCs/>
+        </w:rPr>
+        <w:t>orders</w:t>
+      </w:r>
+    </w:p>
+    <w:p>
+      <w:r>
+        <w:t>{</w:t>
+      </w:r>
+    </w:p>
+    <w:p>
+      <w:r>
+        <w:t xml:space="preserve">  _id,</w:t>
+      </w:r>
+    </w:p>
+    <w:p>
+      <w:r>
+        <w:t xml:space="preserve">  </w:t>
+      </w:r>
+      <w:proofErr w:type="spellStart"/>
+      <w:r>
+        <w:t>userId</w:t>
+      </w:r>
+      <w:proofErr w:type="spellEnd"/>
+      <w:r>
+        <w:t>,</w:t>
+      </w:r>
+    </w:p>
+    <w:p>
+      <w:r>
+        <w:t xml:space="preserve">  </w:t>
+      </w:r>
+      <w:proofErr w:type="spellStart"/>
+      <w:r>
+        <w:t>vendorId</w:t>
+      </w:r>
+      <w:proofErr w:type="spellEnd"/>
+      <w:r>
+        <w:t>,</w:t>
+      </w:r>
+    </w:p>
+    <w:p>
+      <w:r>
+        <w:t xml:space="preserve">  items: [</w:t>
+      </w:r>
+    </w:p>
+    <w:p>
+      <w:r>
+        <w:t xml:space="preserve">    {</w:t>
+      </w:r>
+    </w:p>
+    <w:p>
+      <w:r>
+        <w:t xml:space="preserve">      </w:t>
+      </w:r>
+      <w:proofErr w:type="spellStart"/>
+      <w:r>
         <w:t>foodItemId</w:t>
       </w:r>
       <w:proofErr w:type="spellEnd"/>
       <w:r>
+        <w:t>,</w:t>
+      </w:r>
+    </w:p>
+    <w:p>
+      <w:r>
+        <w:t xml:space="preserve">      quantity,</w:t>
+      </w:r>
+    </w:p>
+    <w:p>
+      <w:r>
+        <w:t xml:space="preserve">      price</w:t>
+      </w:r>
+    </w:p>
+    <w:p>
+      <w:r>
+        <w:t xml:space="preserve">    }</w:t>
+      </w:r>
+    </w:p>
+    <w:p>
+      <w:r>
+        <w:t xml:space="preserve">  ],</w:t>
+      </w:r>
+    </w:p>
+    <w:p>
+      <w:r>
+        <w:t xml:space="preserve">  </w:t>
+      </w:r>
+      <w:proofErr w:type="spellStart"/>
+      <w:r>
+        <w:t>orderTotal</w:t>
+      </w:r>
+      <w:proofErr w:type="spellEnd"/>
+      <w:r>
+        <w:t>,</w:t>
+      </w:r>
+    </w:p>
+    <w:p>
+      <w:r>
+        <w:lastRenderedPageBreak/>
+        <w:t xml:space="preserve">  </w:t>
+      </w:r>
+      <w:proofErr w:type="spellStart"/>
+      <w:r>
+        <w:t>deliveryFee</w:t>
+      </w:r>
+      <w:proofErr w:type="spellEnd"/>
+      <w:r>
+        <w:t>,</w:t>
+      </w:r>
+    </w:p>
+    <w:p>
+      <w:r>
+        <w:t xml:space="preserve">  status: [</w:t>
+      </w:r>
+    </w:p>
+    <w:p>
+      <w:r>
+        <w:t xml:space="preserve">     "placed",</w:t>
+      </w:r>
+    </w:p>
+    <w:p>
+      <w:r>
+        <w:t xml:space="preserve">     "accepted",</w:t>
+      </w:r>
+    </w:p>
+    <w:p>
+      <w:r>
+        <w:t xml:space="preserve">     "cooking",</w:t>
+      </w:r>
+    </w:p>
+    <w:p>
+      <w:r>
+        <w:t xml:space="preserve">     "picked",</w:t>
+      </w:r>
+    </w:p>
+    <w:p>
+      <w:r>
+        <w:t xml:space="preserve">     "delivered",</w:t>
+      </w:r>
+    </w:p>
+    <w:p>
+      <w:r>
+        <w:t xml:space="preserve">     "cancelled"</w:t>
+      </w:r>
+    </w:p>
+    <w:p>
+      <w:r>
+        <w:t xml:space="preserve">  ],</w:t>
+      </w:r>
+    </w:p>
+    <w:p>
+      <w:r>
+        <w:t xml:space="preserve">  </w:t>
+      </w:r>
+      <w:proofErr w:type="spellStart"/>
+      <w:r>
+        <w:t>paymentStatus</w:t>
+      </w:r>
+      <w:proofErr w:type="spellEnd"/>
+      <w:r>
+        <w:t>: "pending" | "paid" | "refunded",</w:t>
+      </w:r>
+    </w:p>
+    <w:p>
+      <w:r>
+        <w:t xml:space="preserve">  </w:t>
+      </w:r>
+      <w:proofErr w:type="spellStart"/>
+      <w:r>
+        <w:t>paymentMethod</w:t>
+      </w:r>
+      <w:proofErr w:type="spellEnd"/>
+      <w:r>
+        <w:t>: "COD" | "ONLINE",</w:t>
+      </w:r>
+    </w:p>
+    <w:p>
+      <w:r>
+        <w:t xml:space="preserve">  </w:t>
+      </w:r>
+      <w:proofErr w:type="spellStart"/>
+      <w:r>
+        <w:t>deliveryBoyId</w:t>
+      </w:r>
+      <w:proofErr w:type="spellEnd"/>
+      <w:r>
+        <w:t>,</w:t>
+      </w:r>
+    </w:p>
+    <w:p>
+      <w:r>
+        <w:t xml:space="preserve">  address,</w:t>
+      </w:r>
+    </w:p>
+    <w:p>
+      <w:r>
+        <w:t xml:space="preserve">  </w:t>
+      </w:r>
+      <w:proofErr w:type="spellStart"/>
+      <w:r>
+        <w:t>createdAt</w:t>
+      </w:r>
+      <w:proofErr w:type="spellEnd"/>
+    </w:p>
+    <w:p>
+      <w:r>
+        <w:t>}</w:t>
+      </w:r>
+    </w:p>
+    <w:p>
+      <w:r>
+        <w:pict w14:anchorId="10A003D3">
+          <v:rect id="_x0000_i1041" style="width:0;height:1.5pt" o:hralign="center" o:hrstd="t" o:hr="t" fillcolor="#a0a0a0" stroked="f"/>
+        </w:pict>
+      </w:r>
+    </w:p>
+    <w:p>
+      <w:pPr>
+        <w:rPr>
+          <w:b/>
+          <w:bCs/>
+        </w:rPr>
+      </w:pPr>
+      <w:r>
+        <w:rPr>
+          <w:b/>
+          <w:bCs/>
+        </w:rPr>
+        <w:t>5️</w:t>
+      </w:r>
+      <w:r>
+        <w:rPr>
+          <w:rFonts w:ascii="Segoe UI Symbol" w:hAnsi="Segoe UI Symbol" w:cs="Segoe UI Symbol"/>
+          <w:b/>
+          <w:bCs/>
+        </w:rPr>
+        <w:t>⃣</w:t>
+      </w:r>
+      <w:r>
+        <w:rPr>
+          <w:b/>
+          <w:bCs/>
+        </w:rPr>
+        <w:t xml:space="preserve"> Delivery Boys Collection</w:t>
+      </w:r>
+    </w:p>
+    <w:p>
+      <w:proofErr w:type="spellStart"/>
+      <w:r>
+        <w:rPr>
+          <w:b/>
+          <w:bCs/>
+        </w:rPr>
+        <w:t>deliveryBoys</w:t>
+      </w:r>
+      <w:proofErr w:type="spellEnd"/>
+    </w:p>
+    <w:p>
+      <w:r>
+        <w:t>{</w:t>
+      </w:r>
+    </w:p>
+    <w:p>
+      <w:r>
+        <w:t xml:space="preserve">  _id,</w:t>
+      </w:r>
+    </w:p>
+    <w:p>
+      <w:r>
+        <w:t xml:space="preserve">  name,</w:t>
+      </w:r>
+    </w:p>
+    <w:p>
+      <w:r>
+        <w:t xml:space="preserve">  phone,</w:t>
+      </w:r>
+    </w:p>
+    <w:p>
+      <w:r>
+        <w:t xml:space="preserve">  </w:t>
+      </w:r>
+      <w:proofErr w:type="spellStart"/>
+      <w:r>
+        <w:t>vehicleNumber</w:t>
+      </w:r>
+      <w:proofErr w:type="spellEnd"/>
+      <w:r>
+        <w:t>,</w:t>
+      </w:r>
+    </w:p>
+    <w:p>
+      <w:r>
+        <w:t xml:space="preserve">  </w:t>
+      </w:r>
+      <w:proofErr w:type="spellStart"/>
+      <w:r>
+        <w:t>currentLocation</w:t>
+      </w:r>
+      <w:proofErr w:type="spellEnd"/>
+      <w:r>
+        <w:t xml:space="preserve">: </w:t>
+      </w:r>
+      <w:proofErr w:type="gramStart"/>
+      <w:r>
+        <w:t xml:space="preserve">{ </w:t>
+      </w:r>
+      <w:proofErr w:type="spellStart"/>
+      <w:r>
+        <w:t>lat</w:t>
+      </w:r>
+      <w:proofErr w:type="spellEnd"/>
+      <w:proofErr w:type="gramEnd"/>
+      <w:r>
+        <w:t xml:space="preserve">, </w:t>
+      </w:r>
+      <w:proofErr w:type="spellStart"/>
+      <w:proofErr w:type="gramStart"/>
+      <w:r>
+        <w:t>lng</w:t>
+      </w:r>
+      <w:proofErr w:type="spellEnd"/>
+      <w:r>
+        <w:t xml:space="preserve"> }</w:t>
+      </w:r>
+      <w:proofErr w:type="gramEnd"/>
+      <w:r>
+        <w:t>,</w:t>
+      </w:r>
+    </w:p>
+    <w:p>
+      <w:r>
+        <w:t xml:space="preserve">  </w:t>
+      </w:r>
+      <w:proofErr w:type="spellStart"/>
+      <w:r>
+        <w:t>isAvailable</w:t>
+      </w:r>
+      <w:proofErr w:type="spellEnd"/>
+      <w:r>
+        <w:t>,</w:t>
+      </w:r>
+    </w:p>
+    <w:p>
+      <w:r>
+        <w:t xml:space="preserve">  </w:t>
+      </w:r>
+      <w:proofErr w:type="spellStart"/>
+      <w:r>
+        <w:t>assignedOrders</w:t>
+      </w:r>
+      <w:proofErr w:type="spellEnd"/>
+      <w:r>
+        <w:t>: [</w:t>
+      </w:r>
+      <w:proofErr w:type="spellStart"/>
+      <w:r>
+        <w:t>orderId</w:t>
+      </w:r>
+      <w:proofErr w:type="spellEnd"/>
+      <w:r>
         <w:t>],</w:t>
       </w:r>
     </w:p>
@@ -3148,8 +3747,8 @@
     </w:p>
     <w:p>
       <w:r>
-        <w:pict w14:anchorId="3310F1ED">
-          <v:rect id="_x0000_i1029" style="width:0;height:1.5pt" o:hralign="center" o:hrstd="t" o:hr="t" fillcolor="#a0a0a0" stroked="f"/>
+        <w:pict w14:anchorId="65BF5E69">
+          <v:rect id="_x0000_i1042" style="width:0;height:1.5pt" o:hralign="center" o:hrstd="t" o:hr="t" fillcolor="#a0a0a0" stroked="f"/>
         </w:pict>
       </w:r>
     </w:p>
@@ -3162,574 +3761,40 @@
       </w:pPr>
       <w:r>
         <w:rPr>
-          <w:b/>
-          <w:bCs/>
-        </w:rPr>
-        <w:t>3️</w:t>
-      </w:r>
-      <w:r>
-        <w:rPr>
-          <w:rFonts w:ascii="Segoe UI Symbol" w:hAnsi="Segoe UI Symbol" w:cs="Segoe UI Symbol"/>
-          <w:b/>
-          <w:bCs/>
-        </w:rPr>
-        <w:t>⃣</w:t>
-      </w:r>
-      <w:r>
-        <w:rPr>
-          <w:b/>
-          <w:bCs/>
-        </w:rPr>
-        <w:t xml:space="preserve"> Food Items Collection</w:t>
-      </w:r>
-    </w:p>
-    <w:p>
-      <w:proofErr w:type="spellStart"/>
-      <w:r>
-        <w:rPr>
-          <w:b/>
-          <w:bCs/>
-        </w:rPr>
-        <w:t>foodItems</w:t>
-      </w:r>
-      <w:proofErr w:type="spellEnd"/>
-    </w:p>
-    <w:p>
-      <w:r>
-        <w:t>{</w:t>
-      </w:r>
-    </w:p>
-    <w:p>
-      <w:r>
-        <w:t xml:space="preserve">  _id,</w:t>
-      </w:r>
-    </w:p>
-    <w:p>
-      <w:r>
-        <w:t xml:space="preserve">  </w:t>
-      </w:r>
-      <w:proofErr w:type="spellStart"/>
-      <w:r>
-        <w:t>vendorId</w:t>
-      </w:r>
-      <w:proofErr w:type="spellEnd"/>
-      <w:r>
-        <w:t>,</w:t>
-      </w:r>
-    </w:p>
-    <w:p>
-      <w:r>
-        <w:t xml:space="preserve">  name,</w:t>
-      </w:r>
-    </w:p>
-    <w:p>
-      <w:r>
-        <w:t xml:space="preserve">  description,</w:t>
-      </w:r>
-    </w:p>
-    <w:p>
-      <w:r>
-        <w:t xml:space="preserve">  price,</w:t>
-      </w:r>
-    </w:p>
-    <w:p>
-      <w:r>
-        <w:t xml:space="preserve">  image,</w:t>
-      </w:r>
-    </w:p>
-    <w:p>
-      <w:r>
-        <w:t xml:space="preserve">  </w:t>
-      </w:r>
-      <w:proofErr w:type="spellStart"/>
-      <w:r>
-        <w:t>isAvailable</w:t>
-      </w:r>
-      <w:proofErr w:type="spellEnd"/>
-      <w:r>
-        <w:t>,</w:t>
-      </w:r>
-    </w:p>
-    <w:p>
-      <w:r>
-        <w:t xml:space="preserve">  category,   // chaat, kachori, sweets, snacks etc.</w:t>
-      </w:r>
-    </w:p>
-    <w:p>
-      <w:r>
-        <w:t xml:space="preserve">  </w:t>
-      </w:r>
-      <w:proofErr w:type="spellStart"/>
-      <w:r>
-        <w:t>createdAt</w:t>
-      </w:r>
-      <w:proofErr w:type="spellEnd"/>
-    </w:p>
-    <w:p>
-      <w:r>
-        <w:t>}</w:t>
-      </w:r>
-    </w:p>
-    <w:p>
-      <w:r>
-        <w:pict w14:anchorId="2C1DDC7A">
-          <v:rect id="_x0000_i1030" style="width:0;height:1.5pt" o:hralign="center" o:hrstd="t" o:hr="t" fillcolor="#a0a0a0" stroked="f"/>
-        </w:pict>
-      </w:r>
-    </w:p>
-    <w:p>
-      <w:pPr>
-        <w:rPr>
-          <w:b/>
-          <w:bCs/>
-        </w:rPr>
-      </w:pPr>
-      <w:r>
-        <w:rPr>
-          <w:b/>
-          <w:bCs/>
-        </w:rPr>
-        <w:t>4️</w:t>
-      </w:r>
-      <w:r>
-        <w:rPr>
-          <w:rFonts w:ascii="Segoe UI Symbol" w:hAnsi="Segoe UI Symbol" w:cs="Segoe UI Symbol"/>
-          <w:b/>
-          <w:bCs/>
-        </w:rPr>
-        <w:t>⃣</w:t>
-      </w:r>
-      <w:r>
-        <w:rPr>
-          <w:b/>
-          <w:bCs/>
-        </w:rPr>
-        <w:t xml:space="preserve"> Orders Collection</w:t>
-      </w:r>
-    </w:p>
-    <w:p>
-      <w:r>
-        <w:rPr>
-          <w:b/>
-          <w:bCs/>
-        </w:rPr>
-        <w:t>orders</w:t>
-      </w:r>
-    </w:p>
-    <w:p>
-      <w:r>
-        <w:t>{</w:t>
-      </w:r>
-    </w:p>
-    <w:p>
-      <w:r>
-        <w:t xml:space="preserve">  _id,</w:t>
-      </w:r>
-    </w:p>
-    <w:p>
-      <w:r>
-        <w:t xml:space="preserve">  </w:t>
-      </w:r>
-      <w:proofErr w:type="spellStart"/>
-      <w:r>
-        <w:t>userId</w:t>
-      </w:r>
-      <w:proofErr w:type="spellEnd"/>
-      <w:r>
-        <w:t>,</w:t>
-      </w:r>
-    </w:p>
-    <w:p>
-      <w:r>
-        <w:t xml:space="preserve">  </w:t>
-      </w:r>
-      <w:proofErr w:type="spellStart"/>
-      <w:r>
-        <w:t>vendorId</w:t>
-      </w:r>
-      <w:proofErr w:type="spellEnd"/>
-      <w:r>
-        <w:t>,</w:t>
-      </w:r>
-    </w:p>
-    <w:p>
-      <w:r>
-        <w:t xml:space="preserve">  items: [</w:t>
-      </w:r>
-    </w:p>
-    <w:p>
-      <w:r>
-        <w:t xml:space="preserve">    {</w:t>
-      </w:r>
-    </w:p>
-    <w:p>
-      <w:r>
-        <w:t xml:space="preserve">      </w:t>
-      </w:r>
-      <w:proofErr w:type="spellStart"/>
-      <w:r>
-        <w:t>foodItemId</w:t>
-      </w:r>
-      <w:proofErr w:type="spellEnd"/>
-      <w:r>
-        <w:t>,</w:t>
-      </w:r>
-    </w:p>
-    <w:p>
-      <w:r>
-        <w:t xml:space="preserve">      quantity,</w:t>
-      </w:r>
-    </w:p>
-    <w:p>
-      <w:r>
-        <w:t xml:space="preserve">      price</w:t>
+          <w:rFonts w:ascii="Segoe UI Emoji" w:hAnsi="Segoe UI Emoji" w:cs="Segoe UI Emoji"/>
+          <w:b/>
+          <w:bCs/>
+        </w:rPr>
+        <w:t>✅</w:t>
+      </w:r>
+      <w:r>
+        <w:rPr>
+          <w:b/>
+          <w:bCs/>
+        </w:rPr>
+        <w:t xml:space="preserve"> 3. API Route Design</w:t>
+      </w:r>
+    </w:p>
+    <w:p>
+      <w:r>
+        <w:t xml:space="preserve">Here is the </w:t>
+      </w:r>
+      <w:r>
+        <w:rPr>
+          <w:b/>
+          <w:bCs/>
+        </w:rPr>
+        <w:t>full backend endpoint chart</w:t>
+      </w:r>
+      <w:r>
+        <w:t>.</w:t>
       </w:r>
     </w:p>
     <w:p>
       <w:r>
         <w:lastRenderedPageBreak/>
-        <w:t xml:space="preserve">    }</w:t>
-      </w:r>
-    </w:p>
-    <w:p>
-      <w:r>
-        <w:t xml:space="preserve">  ],</w:t>
-      </w:r>
-    </w:p>
-    <w:p>
-      <w:r>
-        <w:t xml:space="preserve">  </w:t>
-      </w:r>
-      <w:proofErr w:type="spellStart"/>
-      <w:r>
-        <w:t>orderTotal</w:t>
-      </w:r>
-      <w:proofErr w:type="spellEnd"/>
-      <w:r>
-        <w:t>,</w:t>
-      </w:r>
-    </w:p>
-    <w:p>
-      <w:r>
-        <w:t xml:space="preserve">  </w:t>
-      </w:r>
-      <w:proofErr w:type="spellStart"/>
-      <w:r>
-        <w:t>deliveryFee</w:t>
-      </w:r>
-      <w:proofErr w:type="spellEnd"/>
-      <w:r>
-        <w:t>,</w:t>
-      </w:r>
-    </w:p>
-    <w:p>
-      <w:r>
-        <w:t xml:space="preserve">  status: [</w:t>
-      </w:r>
-    </w:p>
-    <w:p>
-      <w:r>
-        <w:t xml:space="preserve">     "placed",</w:t>
-      </w:r>
-    </w:p>
-    <w:p>
-      <w:r>
-        <w:t xml:space="preserve">     "accepted",</w:t>
-      </w:r>
-    </w:p>
-    <w:p>
-      <w:r>
-        <w:t xml:space="preserve">     "cooking",</w:t>
-      </w:r>
-    </w:p>
-    <w:p>
-      <w:r>
-        <w:t xml:space="preserve">     "picked",</w:t>
-      </w:r>
-    </w:p>
-    <w:p>
-      <w:r>
-        <w:t xml:space="preserve">     "delivered",</w:t>
-      </w:r>
-    </w:p>
-    <w:p>
-      <w:r>
-        <w:t xml:space="preserve">     "cancelled"</w:t>
-      </w:r>
-    </w:p>
-    <w:p>
-      <w:r>
-        <w:t xml:space="preserve">  ],</w:t>
-      </w:r>
-    </w:p>
-    <w:p>
-      <w:r>
-        <w:t xml:space="preserve">  </w:t>
-      </w:r>
-      <w:proofErr w:type="spellStart"/>
-      <w:r>
-        <w:t>paymentStatus</w:t>
-      </w:r>
-      <w:proofErr w:type="spellEnd"/>
-      <w:r>
-        <w:t>: "pending" | "paid" | "refunded",</w:t>
-      </w:r>
-    </w:p>
-    <w:p>
-      <w:r>
-        <w:t xml:space="preserve">  </w:t>
-      </w:r>
-      <w:proofErr w:type="spellStart"/>
-      <w:r>
-        <w:t>paymentMethod</w:t>
-      </w:r>
-      <w:proofErr w:type="spellEnd"/>
-      <w:r>
-        <w:t>: "COD" | "ONLINE",</w:t>
-      </w:r>
-    </w:p>
-    <w:p>
-      <w:r>
-        <w:t xml:space="preserve">  </w:t>
-      </w:r>
-      <w:proofErr w:type="spellStart"/>
-      <w:r>
-        <w:t>deliveryBoyId</w:t>
-      </w:r>
-      <w:proofErr w:type="spellEnd"/>
-      <w:r>
-        <w:t>,</w:t>
-      </w:r>
-    </w:p>
-    <w:p>
-      <w:r>
-        <w:t xml:space="preserve">  address,</w:t>
-      </w:r>
-    </w:p>
-    <w:p>
-      <w:r>
-        <w:t xml:space="preserve">  </w:t>
-      </w:r>
-      <w:proofErr w:type="spellStart"/>
-      <w:r>
-        <w:t>createdAt</w:t>
-      </w:r>
-      <w:proofErr w:type="spellEnd"/>
-    </w:p>
-    <w:p>
-      <w:r>
-        <w:t>}</w:t>
-      </w:r>
-    </w:p>
-    <w:p>
-      <w:r>
-        <w:pict w14:anchorId="10A003D3">
-          <v:rect id="_x0000_i1031" style="width:0;height:1.5pt" o:hralign="center" o:hrstd="t" o:hr="t" fillcolor="#a0a0a0" stroked="f"/>
-        </w:pict>
-      </w:r>
-    </w:p>
-    <w:p>
-      <w:pPr>
-        <w:rPr>
-          <w:b/>
-          <w:bCs/>
-        </w:rPr>
-      </w:pPr>
-      <w:r>
-        <w:rPr>
-          <w:b/>
-          <w:bCs/>
-        </w:rPr>
-        <w:t>5️</w:t>
-      </w:r>
-      <w:r>
-        <w:rPr>
-          <w:rFonts w:ascii="Segoe UI Symbol" w:hAnsi="Segoe UI Symbol" w:cs="Segoe UI Symbol"/>
-          <w:b/>
-          <w:bCs/>
-        </w:rPr>
-        <w:t>⃣</w:t>
-      </w:r>
-      <w:r>
-        <w:rPr>
-          <w:b/>
-          <w:bCs/>
-        </w:rPr>
-        <w:t xml:space="preserve"> Delivery Boys Collection</w:t>
-      </w:r>
-    </w:p>
-    <w:p>
-      <w:proofErr w:type="spellStart"/>
-      <w:r>
-        <w:rPr>
-          <w:b/>
-          <w:bCs/>
-        </w:rPr>
-        <w:t>deliveryBoys</w:t>
-      </w:r>
-      <w:proofErr w:type="spellEnd"/>
-    </w:p>
-    <w:p>
-      <w:r>
-        <w:t>{</w:t>
-      </w:r>
-    </w:p>
-    <w:p>
-      <w:r>
-        <w:t xml:space="preserve">  _id,</w:t>
-      </w:r>
-    </w:p>
-    <w:p>
-      <w:r>
-        <w:t xml:space="preserve">  name,</w:t>
-      </w:r>
-    </w:p>
-    <w:p>
-      <w:r>
-        <w:t xml:space="preserve">  phone,</w:t>
-      </w:r>
-    </w:p>
-    <w:p>
-      <w:r>
-        <w:t xml:space="preserve">  </w:t>
-      </w:r>
-      <w:proofErr w:type="spellStart"/>
-      <w:r>
-        <w:t>vehicleNumber</w:t>
-      </w:r>
-      <w:proofErr w:type="spellEnd"/>
-      <w:r>
-        <w:t>,</w:t>
-      </w:r>
-    </w:p>
-    <w:p>
-      <w:r>
-        <w:t xml:space="preserve">  </w:t>
-      </w:r>
-      <w:proofErr w:type="spellStart"/>
-      <w:r>
-        <w:t>currentLocation</w:t>
-      </w:r>
-      <w:proofErr w:type="spellEnd"/>
-      <w:r>
-        <w:t xml:space="preserve">: { </w:t>
-      </w:r>
-      <w:proofErr w:type="spellStart"/>
-      <w:r>
-        <w:t>lat</w:t>
-      </w:r>
-      <w:proofErr w:type="spellEnd"/>
-      <w:r>
-        <w:t xml:space="preserve">, </w:t>
-      </w:r>
-      <w:proofErr w:type="spellStart"/>
-      <w:r>
-        <w:t>lng</w:t>
-      </w:r>
-      <w:proofErr w:type="spellEnd"/>
-      <w:r>
-        <w:t xml:space="preserve"> },</w:t>
-      </w:r>
-    </w:p>
-    <w:p>
-      <w:r>
-        <w:t xml:space="preserve">  </w:t>
-      </w:r>
-      <w:proofErr w:type="spellStart"/>
-      <w:r>
-        <w:t>isAvailable</w:t>
-      </w:r>
-      <w:proofErr w:type="spellEnd"/>
-      <w:r>
-        <w:t>,</w:t>
-      </w:r>
-    </w:p>
-    <w:p>
-      <w:r>
-        <w:t xml:space="preserve">  </w:t>
-      </w:r>
-      <w:proofErr w:type="spellStart"/>
-      <w:r>
-        <w:t>assignedOrders</w:t>
-      </w:r>
-      <w:proofErr w:type="spellEnd"/>
-      <w:r>
-        <w:t>: [</w:t>
-      </w:r>
-      <w:proofErr w:type="spellStart"/>
-      <w:r>
-        <w:t>orderId</w:t>
-      </w:r>
-      <w:proofErr w:type="spellEnd"/>
-      <w:r>
-        <w:t>],</w:t>
-      </w:r>
-    </w:p>
-    <w:p>
-      <w:r>
-        <w:t xml:space="preserve">  </w:t>
-      </w:r>
-      <w:proofErr w:type="spellStart"/>
-      <w:r>
-        <w:t>createdAt</w:t>
-      </w:r>
-      <w:proofErr w:type="spellEnd"/>
-    </w:p>
-    <w:p>
-      <w:r>
-        <w:t>}</w:t>
-      </w:r>
-    </w:p>
-    <w:p>
-      <w:r>
-        <w:lastRenderedPageBreak/>
-        <w:pict w14:anchorId="65BF5E69">
-          <v:rect id="_x0000_i1032" style="width:0;height:1.5pt" o:hralign="center" o:hrstd="t" o:hr="t" fillcolor="#a0a0a0" stroked="f"/>
-        </w:pict>
-      </w:r>
-    </w:p>
-    <w:p>
-      <w:pPr>
-        <w:rPr>
-          <w:b/>
-          <w:bCs/>
-        </w:rPr>
-      </w:pPr>
-      <w:r>
-        <w:rPr>
-          <w:rFonts w:ascii="Segoe UI Emoji" w:hAnsi="Segoe UI Emoji" w:cs="Segoe UI Emoji"/>
-          <w:b/>
-          <w:bCs/>
-        </w:rPr>
-        <w:t>✅</w:t>
-      </w:r>
-      <w:r>
-        <w:rPr>
-          <w:b/>
-          <w:bCs/>
-        </w:rPr>
-        <w:t xml:space="preserve"> 3. API Route Design</w:t>
-      </w:r>
-    </w:p>
-    <w:p>
-      <w:r>
-        <w:t xml:space="preserve">Here is the </w:t>
-      </w:r>
-      <w:r>
-        <w:rPr>
-          <w:b/>
-          <w:bCs/>
-        </w:rPr>
-        <w:t>full backend endpoint chart</w:t>
-      </w:r>
-      <w:r>
-        <w:t>.</w:t>
-      </w:r>
-    </w:p>
-    <w:p>
-      <w:r>
         <w:pict w14:anchorId="7995DB27">
-          <v:rect id="_x0000_i1033" style="width:0;height:1.5pt" o:hralign="center" o:hrstd="t" o:hr="t" fillcolor="#a0a0a0" stroked="f"/>
+          <v:rect id="_x0000_i1043" style="width:0;height:1.5pt" o:hralign="center" o:hrstd="t" o:hr="t" fillcolor="#a0a0a0" stroked="f"/>
         </w:pict>
       </w:r>
     </w:p>
@@ -3877,8 +3942,13 @@
           </w:tcPr>
           <w:p>
             <w:r>
-              <w:t>/register</w:t>
-            </w:r>
+              <w:t>/</w:t>
+            </w:r>
+            <w:proofErr w:type="gramStart"/>
+            <w:r>
+              <w:t>register</w:t>
+            </w:r>
+            <w:proofErr w:type="gramEnd"/>
           </w:p>
         </w:tc>
         <w:tc>
@@ -3918,8 +3988,13 @@
           </w:tcPr>
           <w:p>
             <w:r>
-              <w:t>/login</w:t>
-            </w:r>
+              <w:t>/</w:t>
+            </w:r>
+            <w:proofErr w:type="gramStart"/>
+            <w:r>
+              <w:t>login</w:t>
+            </w:r>
+            <w:proofErr w:type="gramEnd"/>
           </w:p>
         </w:tc>
         <w:tc>
@@ -4021,7 +4096,7 @@
     <w:p>
       <w:r>
         <w:pict w14:anchorId="05054E6C">
-          <v:rect id="_x0000_i1034" style="width:0;height:1.5pt" o:hralign="center" o:hrstd="t" o:hr="t" fillcolor="#a0a0a0" stroked="f"/>
+          <v:rect id="_x0000_i1044" style="width:0;height:1.5pt" o:hralign="center" o:hrstd="t" o:hr="t" fillcolor="#a0a0a0" stroked="f"/>
         </w:pict>
       </w:r>
     </w:p>
@@ -4169,7 +4244,7 @@
           </w:tcPr>
           <w:p>
             <w:r>
-              <w:t>/profile</w:t>
+              <w:t xml:space="preserve">  </w:t>
             </w:r>
           </w:p>
         </w:tc>
@@ -4210,8 +4285,13 @@
           </w:tcPr>
           <w:p>
             <w:r>
-              <w:t>/profile</w:t>
-            </w:r>
+              <w:t>/</w:t>
+            </w:r>
+            <w:proofErr w:type="gramStart"/>
+            <w:r>
+              <w:t>profile</w:t>
+            </w:r>
+            <w:proofErr w:type="gramEnd"/>
           </w:p>
         </w:tc>
         <w:tc>
@@ -4251,8 +4331,13 @@
           </w:tcPr>
           <w:p>
             <w:r>
-              <w:t>/orders</w:t>
-            </w:r>
+              <w:t>/</w:t>
+            </w:r>
+            <w:proofErr w:type="gramStart"/>
+            <w:r>
+              <w:t>orders</w:t>
+            </w:r>
+            <w:proofErr w:type="gramEnd"/>
           </w:p>
         </w:tc>
         <w:tc>
@@ -4272,7 +4357,7 @@
     <w:p>
       <w:r>
         <w:pict w14:anchorId="379E4466">
-          <v:rect id="_x0000_i1035" style="width:0;height:1.5pt" o:hralign="center" o:hrstd="t" o:hr="t" fillcolor="#a0a0a0" stroked="f"/>
+          <v:rect id="_x0000_i1045" style="width:0;height:1.5pt" o:hralign="center" o:hrstd="t" o:hr="t" fillcolor="#a0a0a0" stroked="f"/>
         </w:pict>
       </w:r>
     </w:p>
@@ -4502,7 +4587,15 @@
           </w:tcPr>
           <w:p>
             <w:r>
-              <w:t>/add-food</w:t>
+              <w:t>/</w:t>
+            </w:r>
+            <w:proofErr w:type="gramStart"/>
+            <w:r>
+              <w:t>add</w:t>
+            </w:r>
+            <w:proofErr w:type="gramEnd"/>
+            <w:r>
+              <w:t>-food</w:t>
             </w:r>
           </w:p>
         </w:tc>
@@ -4625,8 +4718,13 @@
           </w:tcPr>
           <w:p>
             <w:r>
-              <w:t>/orders</w:t>
-            </w:r>
+              <w:t>/</w:t>
+            </w:r>
+            <w:proofErr w:type="gramStart"/>
+            <w:r>
+              <w:t>orders</w:t>
+            </w:r>
+            <w:proofErr w:type="gramEnd"/>
           </w:p>
         </w:tc>
         <w:tc>
@@ -4646,7 +4744,7 @@
     <w:p>
       <w:r>
         <w:pict w14:anchorId="4DB2DB9D">
-          <v:rect id="_x0000_i1036" style="width:0;height:1.5pt" o:hralign="center" o:hrstd="t" o:hr="t" fillcolor="#a0a0a0" stroked="f"/>
+          <v:rect id="_x0000_i1046" style="width:0;height:1.5pt" o:hralign="center" o:hrstd="t" o:hr="t" fillcolor="#a0a0a0" stroked="f"/>
         </w:pict>
       </w:r>
     </w:p>
@@ -4721,7 +4819,6 @@
                 <w:b/>
                 <w:bCs/>
               </w:rPr>
-              <w:lastRenderedPageBreak/>
               <w:t>Method</w:t>
             </w:r>
           </w:p>
@@ -4877,13 +4974,18 @@
           </w:tcPr>
           <w:p>
             <w:r>
-              <w:t>/vendor/:</w:t>
+              <w:t>/vendor</w:t>
+            </w:r>
+            <w:proofErr w:type="gramStart"/>
+            <w:r>
+              <w:t>/:</w:t>
             </w:r>
             <w:proofErr w:type="spellStart"/>
             <w:r>
               <w:t>vendorId</w:t>
             </w:r>
             <w:proofErr w:type="spellEnd"/>
+            <w:proofErr w:type="gramEnd"/>
           </w:p>
         </w:tc>
         <w:tc>
@@ -4902,8 +5004,9 @@
     </w:tbl>
     <w:p>
       <w:r>
+        <w:lastRenderedPageBreak/>
         <w:pict w14:anchorId="619FF8B7">
-          <v:rect id="_x0000_i1037" style="width:0;height:1.5pt" o:hralign="center" o:hrstd="t" o:hr="t" fillcolor="#a0a0a0" stroked="f"/>
+          <v:rect id="_x0000_i1047" style="width:0;height:1.5pt" o:hralign="center" o:hrstd="t" o:hr="t" fillcolor="#a0a0a0" stroked="f"/>
         </w:pict>
       </w:r>
     </w:p>
@@ -5051,8 +5154,13 @@
           </w:tcPr>
           <w:p>
             <w:r>
-              <w:t>/create</w:t>
-            </w:r>
+              <w:t>/</w:t>
+            </w:r>
+            <w:proofErr w:type="gramStart"/>
+            <w:r>
+              <w:t>create</w:t>
+            </w:r>
+            <w:proofErr w:type="gramEnd"/>
           </w:p>
         </w:tc>
         <w:tc>
@@ -5174,13 +5282,18 @@
           </w:tcPr>
           <w:p>
             <w:r>
-              <w:t>/user/:</w:t>
+              <w:t>/user</w:t>
+            </w:r>
+            <w:proofErr w:type="gramStart"/>
+            <w:r>
+              <w:t>/:</w:t>
             </w:r>
             <w:proofErr w:type="spellStart"/>
             <w:r>
               <w:t>userId</w:t>
             </w:r>
             <w:proofErr w:type="spellEnd"/>
+            <w:proofErr w:type="gramEnd"/>
           </w:p>
         </w:tc>
         <w:tc>
@@ -5220,13 +5333,18 @@
           </w:tcPr>
           <w:p>
             <w:r>
-              <w:t>/vendor/:</w:t>
+              <w:t>/vendor</w:t>
+            </w:r>
+            <w:proofErr w:type="gramStart"/>
+            <w:r>
+              <w:t>/:</w:t>
             </w:r>
             <w:proofErr w:type="spellStart"/>
             <w:r>
               <w:t>vendorId</w:t>
             </w:r>
             <w:proofErr w:type="spellEnd"/>
+            <w:proofErr w:type="gramEnd"/>
           </w:p>
         </w:tc>
         <w:tc>
@@ -5246,7 +5364,7 @@
     <w:p>
       <w:r>
         <w:pict w14:anchorId="511566C9">
-          <v:rect id="_x0000_i1038" style="width:0;height:1.5pt" o:hralign="center" o:hrstd="t" o:hr="t" fillcolor="#a0a0a0" stroked="f"/>
+          <v:rect id="_x0000_i1048" style="width:0;height:1.5pt" o:hralign="center" o:hrstd="t" o:hr="t" fillcolor="#a0a0a0" stroked="f"/>
         </w:pict>
       </w:r>
     </w:p>
@@ -5394,8 +5512,13 @@
           </w:tcPr>
           <w:p>
             <w:r>
-              <w:t>/available</w:t>
-            </w:r>
+              <w:t>/</w:t>
+            </w:r>
+            <w:proofErr w:type="gramStart"/>
+            <w:r>
+              <w:t>available</w:t>
+            </w:r>
+            <w:proofErr w:type="gramEnd"/>
           </w:p>
         </w:tc>
         <w:tc>
@@ -5435,13 +5558,18 @@
           </w:tcPr>
           <w:p>
             <w:r>
-              <w:t>/assign/:</w:t>
+              <w:t>/assign</w:t>
+            </w:r>
+            <w:proofErr w:type="gramStart"/>
+            <w:r>
+              <w:t>/:</w:t>
             </w:r>
             <w:proofErr w:type="spellStart"/>
             <w:r>
               <w:t>orderId</w:t>
             </w:r>
             <w:proofErr w:type="spellEnd"/>
+            <w:proofErr w:type="gramEnd"/>
           </w:p>
         </w:tc>
         <w:tc>
@@ -5522,8 +5650,13 @@
           </w:tcPr>
           <w:p>
             <w:r>
-              <w:t>/login</w:t>
-            </w:r>
+              <w:t>/</w:t>
+            </w:r>
+            <w:proofErr w:type="gramStart"/>
+            <w:r>
+              <w:t>login</w:t>
+            </w:r>
+            <w:proofErr w:type="gramEnd"/>
           </w:p>
         </w:tc>
         <w:tc>
@@ -5543,7 +5676,7 @@
     <w:p>
       <w:r>
         <w:pict w14:anchorId="3D1512D9">
-          <v:rect id="_x0000_i1039" style="width:0;height:1.5pt" o:hralign="center" o:hrstd="t" o:hr="t" fillcolor="#a0a0a0" stroked="f"/>
+          <v:rect id="_x0000_i1049" style="width:0;height:1.5pt" o:hralign="center" o:hrstd="t" o:hr="t" fillcolor="#a0a0a0" stroked="f"/>
         </w:pict>
       </w:r>
     </w:p>
@@ -5678,7 +5811,6 @@
         </w:numPr>
       </w:pPr>
       <w:r>
-        <w:lastRenderedPageBreak/>
         <w:t>Check nearest available delivery boy</w:t>
       </w:r>
     </w:p>
@@ -5690,13 +5822,18 @@
         </w:numPr>
       </w:pPr>
       <w:r>
-        <w:t>Assign using /delivery/assign/:</w:t>
+        <w:t>Assign using /delivery/assign</w:t>
+      </w:r>
+      <w:proofErr w:type="gramStart"/>
+      <w:r>
+        <w:t>/:</w:t>
       </w:r>
       <w:proofErr w:type="spellStart"/>
       <w:r>
         <w:t>orderId</w:t>
       </w:r>
       <w:proofErr w:type="spellEnd"/>
+      <w:proofErr w:type="gramEnd"/>
     </w:p>
     <w:p>
       <w:pPr>
@@ -5730,6 +5867,7 @@
           <w:b/>
           <w:bCs/>
         </w:rPr>
+        <w:lastRenderedPageBreak/>
         <w:t>5. Order delivered</w:t>
       </w:r>
     </w:p>
@@ -5741,7 +5879,7 @@
     <w:p>
       <w:r>
         <w:pict w14:anchorId="6C80E2E6">
-          <v:rect id="_x0000_i1040" style="width:0;height:1.5pt" o:hralign="center" o:hrstd="t" o:hr="t" fillcolor="#a0a0a0" stroked="f"/>
+          <v:rect id="_x0000_i1050" style="width:0;height:1.5pt" o:hralign="center" o:hrstd="t" o:hr="t" fillcolor="#a0a0a0" stroked="f"/>
         </w:pict>
       </w:r>
     </w:p>
@@ -5796,7 +5934,7 @@
     <w:p>
       <w:r>
         <w:pict w14:anchorId="278D8A1E">
-          <v:rect id="_x0000_i1041" style="width:0;height:1.5pt" o:hralign="center" o:hrstd="t" o:hr="t" fillcolor="#a0a0a0" stroked="f"/>
+          <v:rect id="_x0000_i1051" style="width:0;height:1.5pt" o:hralign="center" o:hrstd="t" o:hr="t" fillcolor="#a0a0a0" stroked="f"/>
         </w:pict>
       </w:r>
     </w:p>
@@ -5918,7 +6056,7 @@
     <w:p>
       <w:r>
         <w:pict w14:anchorId="7BF85E69">
-          <v:rect id="_x0000_i1042" style="width:0;height:1.5pt" o:hralign="center" o:hrstd="t" o:hr="t" fillcolor="#a0a0a0" stroked="f"/>
+          <v:rect id="_x0000_i1052" style="width:0;height:1.5pt" o:hralign="center" o:hrstd="t" o:hr="t" fillcolor="#a0a0a0" stroked="f"/>
         </w:pict>
       </w:r>
     </w:p>
@@ -6094,7 +6232,6 @@
           <w:b/>
           <w:bCs/>
         </w:rPr>
-        <w:lastRenderedPageBreak/>
         <w:t>✔</w:t>
       </w:r>
       <w:r>
@@ -6149,8 +6286,6 @@
         <w:t>.</w:t>
       </w:r>
     </w:p>
-    <w:p/>
-    <w:p/>
     <w:sectPr>
       <w:pgSz w:w="11906" w:h="16838"/>
       <w:pgMar w:top="1440" w:right="1440" w:bottom="1440" w:left="1440" w:header="708" w:footer="708" w:gutter="0"/>
@@ -11025,6 +11160,7 @@
   <w:style w:type="character" w:default="1" w:styleId="DefaultParagraphFont">
     <w:name w:val="Default Paragraph Font"/>
     <w:uiPriority w:val="1"/>
+    <w:semiHidden/>
     <w:unhideWhenUsed/>
   </w:style>
   <w:style w:type="table" w:default="1" w:styleId="TableNormal">

--- a/backend chart of startup.docx
+++ b/backend chart of startup.docx
@@ -1,6 +1,6 @@
 
 <file path=word/document.xml><?xml version="1.0" encoding="utf-8"?>
-<w:document xmlns:wpc="http://schemas.microsoft.com/office/word/2010/wordprocessingCanvas" xmlns:cx="http://schemas.microsoft.com/office/drawing/2014/chartex" xmlns:cx1="http://schemas.microsoft.com/office/drawing/2015/9/8/chartex" xmlns:cx2="http://schemas.microsoft.com/office/drawing/2015/10/21/chartex" xmlns:cx3="http://schemas.microsoft.com/office/drawing/2016/5/9/chartex" xmlns:cx4="http://schemas.microsoft.com/office/drawing/2016/5/10/chartex" xmlns:cx5="http://schemas.microsoft.com/office/drawing/2016/5/11/chartex" xmlns:cx6="http://schemas.microsoft.com/office/drawing/2016/5/12/chartex" xmlns:cx7="http://schemas.microsoft.com/office/drawing/2016/5/13/chartex" xmlns:cx8="http://schemas.microsoft.com/office/drawing/2016/5/14/chartex" xmlns:mc="http://schemas.openxmlformats.org/markup-compatibility/2006" xmlns:aink="http://schemas.microsoft.com/office/drawing/2016/ink" xmlns:am3d="http://schemas.microsoft.com/office/drawing/2017/model3d" xmlns:o="urn:schemas-microsoft-com:office:office" xmlns:oel="http://schemas.microsoft.com/office/2019/extlst" xmlns:r="http://schemas.openxmlformats.org/officeDocument/2006/relationships" xmlns:m="http://schemas.openxmlformats.org/officeDocument/2006/math" xmlns:v="urn:schemas-microsoft-com:vml" xmlns:wp14="http://schemas.microsoft.com/office/word/2010/wordprocessingDrawing" xmlns:wp="http://schemas.openxmlformats.org/drawingml/2006/wordprocessingDrawing" xmlns:w10="urn:schemas-microsoft-com:office:word" xmlns:w="http://schemas.openxmlformats.org/wordprocessingml/2006/main" xmlns:w14="http://schemas.microsoft.com/office/word/2010/wordml" xmlns:w15="http://schemas.microsoft.com/office/word/2012/wordml" xmlns:w16cex="http://schemas.microsoft.com/office/word/2018/wordml/cex" xmlns:w16cid="http://schemas.microsoft.com/office/word/2016/wordml/cid" xmlns:w16="http://schemas.microsoft.com/office/word/2018/wordml" xmlns:w16du="http://schemas.microsoft.com/office/word/2023/wordml/word16du" xmlns:w16sdtdh="http://schemas.microsoft.com/office/word/2020/wordml/sdtdatahash" xmlns:w16sdtfl="http://schemas.microsoft.com/office/word/2024/wordml/sdtformatlock" xmlns:w16se="http://schemas.microsoft.com/office/word/2015/wordml/symex" xmlns:wpg="http://schemas.microsoft.com/office/word/2010/wordprocessingGroup" xmlns:wpi="http://schemas.microsoft.com/office/word/2010/wordprocessingInk" xmlns:wne="http://schemas.microsoft.com/office/word/2006/wordml" xmlns:wps="http://schemas.microsoft.com/office/word/2010/wordprocessingShape" mc:Ignorable="w14 w15 w16se w16cid w16 w16cex w16sdtdh w16sdtfl w16du wp14">
+<w:document xmlns:wpc="http://schemas.microsoft.com/office/word/2010/wordprocessingCanvas" xmlns:cx="http://schemas.microsoft.com/office/drawing/2014/chartex" xmlns:mc="http://schemas.openxmlformats.org/markup-compatibility/2006" xmlns:o="urn:schemas-microsoft-com:office:office" xmlns:r="http://schemas.openxmlformats.org/officeDocument/2006/relationships" xmlns:m="http://schemas.openxmlformats.org/officeDocument/2006/math" xmlns:v="urn:schemas-microsoft-com:vml" xmlns:wp14="http://schemas.microsoft.com/office/word/2010/wordprocessingDrawing" xmlns:wp="http://schemas.openxmlformats.org/drawingml/2006/wordprocessingDrawing" xmlns:w10="urn:schemas-microsoft-com:office:word" xmlns:w="http://schemas.openxmlformats.org/wordprocessingml/2006/main" xmlns:w14="http://schemas.microsoft.com/office/word/2010/wordml" xmlns:w15="http://schemas.microsoft.com/office/word/2012/wordml" xmlns:w16se="http://schemas.microsoft.com/office/word/2015/wordml/symex" xmlns:wpg="http://schemas.microsoft.com/office/word/2010/wordprocessingGroup" xmlns:wpi="http://schemas.microsoft.com/office/word/2010/wordprocessingInk" xmlns:wne="http://schemas.microsoft.com/office/word/2006/wordml" xmlns:wps="http://schemas.microsoft.com/office/word/2010/wordprocessingShape" mc:Ignorable="w14 w15 w16se wp14">
   <w:body>
     <w:p>
       <w:pPr>
@@ -721,7 +721,23 @@
           <w:b/>
           <w:bCs/>
         </w:rPr>
-        <w:t>/config/</w:t>
+        <w:t>/</w:t>
+      </w:r>
+      <w:proofErr w:type="spellStart"/>
+      <w:r>
+        <w:rPr>
+          <w:b/>
+          <w:bCs/>
+        </w:rPr>
+        <w:t>config</w:t>
+      </w:r>
+      <w:proofErr w:type="spellEnd"/>
+      <w:r>
+        <w:rPr>
+          <w:b/>
+          <w:bCs/>
+        </w:rPr>
+        <w:t>/</w:t>
       </w:r>
     </w:p>
     <w:p>
@@ -1720,13 +1736,8 @@
         </w:numPr>
       </w:pPr>
       <w:r>
-        <w:t>/</w:t>
-      </w:r>
-      <w:proofErr w:type="gramStart"/>
-      <w:r>
-        <w:t>register</w:t>
-      </w:r>
-      <w:proofErr w:type="gramEnd"/>
+        <w:t>/register</w:t>
+      </w:r>
     </w:p>
     <w:p>
       <w:pPr>
@@ -1736,13 +1747,8 @@
         </w:numPr>
       </w:pPr>
       <w:r>
-        <w:t>/</w:t>
-      </w:r>
-      <w:proofErr w:type="gramStart"/>
-      <w:r>
-        <w:t>login</w:t>
-      </w:r>
-      <w:proofErr w:type="gramEnd"/>
+        <w:t>/login</w:t>
+      </w:r>
     </w:p>
     <w:p>
       <w:pPr>
@@ -1849,13 +1855,8 @@
         </w:numPr>
       </w:pPr>
       <w:r>
-        <w:t>/</w:t>
-      </w:r>
-      <w:proofErr w:type="gramStart"/>
-      <w:r>
-        <w:t>food</w:t>
-      </w:r>
-      <w:proofErr w:type="gramEnd"/>
+        <w:t>/food</w:t>
+      </w:r>
     </w:p>
     <w:p>
       <w:pPr>
@@ -1876,15 +1877,7 @@
         </w:numPr>
       </w:pPr>
       <w:r>
-        <w:t>/</w:t>
-      </w:r>
-      <w:proofErr w:type="gramStart"/>
-      <w:r>
-        <w:t>food</w:t>
-      </w:r>
-      <w:proofErr w:type="gramEnd"/>
-      <w:r>
-        <w:t>/vendor</w:t>
+        <w:t>/food/vendor</w:t>
       </w:r>
       <w:proofErr w:type="gramStart"/>
       <w:r>
@@ -1953,15 +1946,7 @@
         </w:numPr>
       </w:pPr>
       <w:r>
-        <w:t>/</w:t>
-      </w:r>
-      <w:proofErr w:type="gramStart"/>
-      <w:r>
-        <w:t>order</w:t>
-      </w:r>
-      <w:proofErr w:type="gramEnd"/>
-      <w:r>
-        <w:t>/user/:id</w:t>
+        <w:t>/order/user/:id</w:t>
       </w:r>
     </w:p>
     <w:p>
@@ -2092,7 +2077,23 @@
           <w:b/>
           <w:bCs/>
         </w:rPr>
-        <w:t>/utils/</w:t>
+        <w:t>/</w:t>
+      </w:r>
+      <w:proofErr w:type="spellStart"/>
+      <w:r>
+        <w:rPr>
+          <w:b/>
+          <w:bCs/>
+        </w:rPr>
+        <w:t>utils</w:t>
+      </w:r>
+      <w:proofErr w:type="spellEnd"/>
+      <w:r>
+        <w:rPr>
+          <w:b/>
+          <w:bCs/>
+        </w:rPr>
+        <w:t>/</w:t>
       </w:r>
     </w:p>
     <w:p>
@@ -2673,7 +2674,6 @@
           </w:tcPr>
           <w:p>
             <w:proofErr w:type="spellStart"/>
-            <w:proofErr w:type="gramStart"/>
             <w:r>
               <w:rPr>
                 <w:b/>
@@ -2682,7 +2682,6 @@
               <w:t>package.json</w:t>
             </w:r>
             <w:proofErr w:type="spellEnd"/>
-            <w:proofErr w:type="gramEnd"/>
           </w:p>
         </w:tc>
         <w:tc>
@@ -2938,11 +2937,14 @@
       <w:r>
         <w:t xml:space="preserve">, </w:t>
       </w:r>
-      <w:proofErr w:type="gramStart"/>
-      <w:r>
-        <w:t>lng }</w:t>
-      </w:r>
-      <w:proofErr w:type="gramEnd"/>
+      <w:proofErr w:type="spellStart"/>
+      <w:r>
+        <w:t>lng</w:t>
+      </w:r>
+      <w:proofErr w:type="spellEnd"/>
+      <w:r>
+        <w:t xml:space="preserve"> }</w:t>
+      </w:r>
     </w:p>
     <w:p>
       <w:r>
@@ -3101,11 +3103,14 @@
       <w:r>
         <w:t xml:space="preserve">, </w:t>
       </w:r>
-      <w:proofErr w:type="gramStart"/>
-      <w:r>
-        <w:t>lng }</w:t>
-      </w:r>
-      <w:proofErr w:type="gramEnd"/>
+      <w:proofErr w:type="spellStart"/>
+      <w:r>
+        <w:t>lng</w:t>
+      </w:r>
+      <w:proofErr w:type="spellEnd"/>
+      <w:r>
+        <w:t xml:space="preserve"> }</w:t>
+      </w:r>
     </w:p>
     <w:p>
       <w:r>
@@ -3683,17 +3688,12 @@
         <w:t xml:space="preserve">, </w:t>
       </w:r>
       <w:proofErr w:type="spellStart"/>
-      <w:proofErr w:type="gramStart"/>
       <w:r>
         <w:t>lng</w:t>
       </w:r>
       <w:proofErr w:type="spellEnd"/>
       <w:r>
-        <w:t xml:space="preserve"> }</w:t>
-      </w:r>
-      <w:proofErr w:type="gramEnd"/>
-      <w:r>
-        <w:t>,</w:t>
+        <w:t xml:space="preserve"> },</w:t>
       </w:r>
     </w:p>
     <w:p>
@@ -3826,7 +3826,23 @@
           <w:b/>
           <w:bCs/>
         </w:rPr>
-        <w:t>/auth)</w:t>
+        <w:t>/</w:t>
+      </w:r>
+      <w:proofErr w:type="spellStart"/>
+      <w:r>
+        <w:rPr>
+          <w:b/>
+          <w:bCs/>
+        </w:rPr>
+        <w:t>auth</w:t>
+      </w:r>
+      <w:proofErr w:type="spellEnd"/>
+      <w:r>
+        <w:rPr>
+          <w:b/>
+          <w:bCs/>
+        </w:rPr>
+        <w:t>)</w:t>
       </w:r>
     </w:p>
     <w:tbl>
@@ -3942,13 +3958,8 @@
           </w:tcPr>
           <w:p>
             <w:r>
-              <w:t>/</w:t>
+              <w:t>/register</w:t>
             </w:r>
-            <w:proofErr w:type="gramStart"/>
-            <w:r>
-              <w:t>register</w:t>
-            </w:r>
-            <w:proofErr w:type="gramEnd"/>
           </w:p>
         </w:tc>
         <w:tc>
@@ -3988,13 +3999,8 @@
           </w:tcPr>
           <w:p>
             <w:r>
-              <w:t>/</w:t>
+              <w:t>/login</w:t>
             </w:r>
-            <w:proofErr w:type="gramStart"/>
-            <w:r>
-              <w:t>login</w:t>
-            </w:r>
-            <w:proofErr w:type="gramEnd"/>
           </w:p>
         </w:tc>
         <w:tc>
@@ -4285,13 +4291,8 @@
           </w:tcPr>
           <w:p>
             <w:r>
-              <w:t>/</w:t>
+              <w:t>/profile</w:t>
             </w:r>
-            <w:proofErr w:type="gramStart"/>
-            <w:r>
-              <w:t>profile</w:t>
-            </w:r>
-            <w:proofErr w:type="gramEnd"/>
           </w:p>
         </w:tc>
         <w:tc>
@@ -4331,13 +4332,8 @@
           </w:tcPr>
           <w:p>
             <w:r>
-              <w:t>/</w:t>
+              <w:t>/orders</w:t>
             </w:r>
-            <w:proofErr w:type="gramStart"/>
-            <w:r>
-              <w:t>orders</w:t>
-            </w:r>
-            <w:proofErr w:type="gramEnd"/>
           </w:p>
         </w:tc>
         <w:tc>
@@ -4587,15 +4583,7 @@
           </w:tcPr>
           <w:p>
             <w:r>
-              <w:t>/</w:t>
-            </w:r>
-            <w:proofErr w:type="gramStart"/>
-            <w:r>
-              <w:t>add</w:t>
-            </w:r>
-            <w:proofErr w:type="gramEnd"/>
-            <w:r>
-              <w:t>-food</w:t>
+              <w:t>/add-food</w:t>
             </w:r>
           </w:p>
         </w:tc>
@@ -4718,13 +4706,8 @@
           </w:tcPr>
           <w:p>
             <w:r>
-              <w:t>/</w:t>
+              <w:t>/orders</w:t>
             </w:r>
-            <w:proofErr w:type="gramStart"/>
-            <w:r>
-              <w:t>orders</w:t>
-            </w:r>
-            <w:proofErr w:type="gramEnd"/>
           </w:p>
         </w:tc>
         <w:tc>
@@ -4974,18 +4957,13 @@
           </w:tcPr>
           <w:p>
             <w:r>
-              <w:t>/vendor</w:t>
-            </w:r>
-            <w:proofErr w:type="gramStart"/>
-            <w:r>
-              <w:t>/:</w:t>
+              <w:t>/vendor/:</w:t>
             </w:r>
             <w:proofErr w:type="spellStart"/>
             <w:r>
               <w:t>vendorId</w:t>
             </w:r>
             <w:proofErr w:type="spellEnd"/>
-            <w:proofErr w:type="gramEnd"/>
           </w:p>
         </w:tc>
         <w:tc>
@@ -5154,13 +5132,8 @@
           </w:tcPr>
           <w:p>
             <w:r>
-              <w:t>/</w:t>
+              <w:t>/create</w:t>
             </w:r>
-            <w:proofErr w:type="gramStart"/>
-            <w:r>
-              <w:t>create</w:t>
-            </w:r>
-            <w:proofErr w:type="gramEnd"/>
           </w:p>
         </w:tc>
         <w:tc>
@@ -5282,18 +5255,13 @@
           </w:tcPr>
           <w:p>
             <w:r>
-              <w:t>/user</w:t>
-            </w:r>
-            <w:proofErr w:type="gramStart"/>
-            <w:r>
-              <w:t>/:</w:t>
+              <w:t>/user/:</w:t>
             </w:r>
             <w:proofErr w:type="spellStart"/>
             <w:r>
               <w:t>userId</w:t>
             </w:r>
             <w:proofErr w:type="spellEnd"/>
-            <w:proofErr w:type="gramEnd"/>
           </w:p>
         </w:tc>
         <w:tc>
@@ -5333,18 +5301,13 @@
           </w:tcPr>
           <w:p>
             <w:r>
-              <w:t>/vendor</w:t>
-            </w:r>
-            <w:proofErr w:type="gramStart"/>
-            <w:r>
-              <w:t>/:</w:t>
+              <w:t>/vendor/:</w:t>
             </w:r>
             <w:proofErr w:type="spellStart"/>
             <w:r>
               <w:t>vendorId</w:t>
             </w:r>
             <w:proofErr w:type="spellEnd"/>
-            <w:proofErr w:type="gramEnd"/>
           </w:p>
         </w:tc>
         <w:tc>
@@ -5512,13 +5475,8 @@
           </w:tcPr>
           <w:p>
             <w:r>
-              <w:t>/</w:t>
+              <w:t>/available</w:t>
             </w:r>
-            <w:proofErr w:type="gramStart"/>
-            <w:r>
-              <w:t>available</w:t>
-            </w:r>
-            <w:proofErr w:type="gramEnd"/>
           </w:p>
         </w:tc>
         <w:tc>
@@ -5558,18 +5516,13 @@
           </w:tcPr>
           <w:p>
             <w:r>
-              <w:t>/assign</w:t>
-            </w:r>
-            <w:proofErr w:type="gramStart"/>
-            <w:r>
-              <w:t>/:</w:t>
+              <w:t>/assign/:</w:t>
             </w:r>
             <w:proofErr w:type="spellStart"/>
             <w:r>
               <w:t>orderId</w:t>
             </w:r>
             <w:proofErr w:type="spellEnd"/>
-            <w:proofErr w:type="gramEnd"/>
           </w:p>
         </w:tc>
         <w:tc>
@@ -5650,13 +5603,8 @@
           </w:tcPr>
           <w:p>
             <w:r>
-              <w:t>/</w:t>
+              <w:t>/login</w:t>
             </w:r>
-            <w:proofErr w:type="gramStart"/>
-            <w:r>
-              <w:t>login</w:t>
-            </w:r>
-            <w:proofErr w:type="gramEnd"/>
           </w:p>
         </w:tc>
         <w:tc>
@@ -6243,48 +6191,31 @@
       </w:r>
     </w:p>
     <w:p>
-      <w:r>
-        <w:t>Just tell me:</w:t>
-      </w:r>
-      <w:r>
-        <w:br/>
-      </w:r>
-      <w:r>
-        <w:rPr>
-          <w:b/>
-          <w:bCs/>
-        </w:rPr>
-        <w:t>“Give me full backend code”</w:t>
-      </w:r>
-      <w:r>
-        <w:t xml:space="preserve"> or</w:t>
-      </w:r>
-      <w:r>
-        <w:br/>
-      </w:r>
-      <w:r>
-        <w:rPr>
-          <w:b/>
-          <w:bCs/>
-        </w:rPr>
-        <w:t>“Start with models”</w:t>
-      </w:r>
-      <w:r>
-        <w:t xml:space="preserve"> or</w:t>
-      </w:r>
-      <w:r>
-        <w:br/>
-      </w:r>
-      <w:r>
-        <w:rPr>
-          <w:b/>
-          <w:bCs/>
-        </w:rPr>
-        <w:t>“Start with auth system”</w:t>
-      </w:r>
-      <w:r>
-        <w:t>.</w:t>
-      </w:r>
+      <w:pPr>
+        <w:rPr>
+          <w:b/>
+          <w:sz w:val="40"/>
+        </w:rPr>
+      </w:pPr>
+      <w:proofErr w:type="spellStart"/>
+      <w:r>
+        <w:rPr>
+          <w:b/>
+          <w:sz w:val="40"/>
+        </w:rPr>
+        <w:t>Colors</w:t>
+      </w:r>
+      <w:proofErr w:type="spellEnd"/>
+    </w:p>
+    <w:p>
+      <w:pPr>
+        <w:rPr>
+          <w:sz w:val="28"/>
+          <w:szCs w:val="28"/>
+        </w:rPr>
+      </w:pPr>
+      <w:bookmarkStart w:id="0" w:name="_GoBack"/>
+      <w:bookmarkEnd w:id="0"/>
     </w:p>
     <w:sectPr>
       <w:pgSz w:w="11906" w:h="16838"/>
@@ -6297,7 +6228,7 @@
 </file>
 
 <file path=word/numbering.xml><?xml version="1.0" encoding="utf-8"?>
-<w:numbering xmlns:wpc="http://schemas.microsoft.com/office/word/2010/wordprocessingCanvas" xmlns:cx="http://schemas.microsoft.com/office/drawing/2014/chartex" xmlns:cx1="http://schemas.microsoft.com/office/drawing/2015/9/8/chartex" xmlns:cx2="http://schemas.microsoft.com/office/drawing/2015/10/21/chartex" xmlns:cx3="http://schemas.microsoft.com/office/drawing/2016/5/9/chartex" xmlns:cx4="http://schemas.microsoft.com/office/drawing/2016/5/10/chartex" xmlns:cx5="http://schemas.microsoft.com/office/drawing/2016/5/11/chartex" xmlns:cx6="http://schemas.microsoft.com/office/drawing/2016/5/12/chartex" xmlns:cx7="http://schemas.microsoft.com/office/drawing/2016/5/13/chartex" xmlns:cx8="http://schemas.microsoft.com/office/drawing/2016/5/14/chartex" xmlns:mc="http://schemas.openxmlformats.org/markup-compatibility/2006" xmlns:aink="http://schemas.microsoft.com/office/drawing/2016/ink" xmlns:am3d="http://schemas.microsoft.com/office/drawing/2017/model3d" xmlns:o="urn:schemas-microsoft-com:office:office" xmlns:oel="http://schemas.microsoft.com/office/2019/extlst" xmlns:r="http://schemas.openxmlformats.org/officeDocument/2006/relationships" xmlns:m="http://schemas.openxmlformats.org/officeDocument/2006/math" xmlns:v="urn:schemas-microsoft-com:vml" xmlns:wp14="http://schemas.microsoft.com/office/word/2010/wordprocessingDrawing" xmlns:wp="http://schemas.openxmlformats.org/drawingml/2006/wordprocessingDrawing" xmlns:w10="urn:schemas-microsoft-com:office:word" xmlns:w="http://schemas.openxmlformats.org/wordprocessingml/2006/main" xmlns:w14="http://schemas.microsoft.com/office/word/2010/wordml" xmlns:w15="http://schemas.microsoft.com/office/word/2012/wordml" xmlns:w16cex="http://schemas.microsoft.com/office/word/2018/wordml/cex" xmlns:w16cid="http://schemas.microsoft.com/office/word/2016/wordml/cid" xmlns:w16="http://schemas.microsoft.com/office/word/2018/wordml" xmlns:w16du="http://schemas.microsoft.com/office/word/2023/wordml/word16du" xmlns:w16sdtdh="http://schemas.microsoft.com/office/word/2020/wordml/sdtdatahash" xmlns:w16sdtfl="http://schemas.microsoft.com/office/word/2024/wordml/sdtformatlock" xmlns:w16se="http://schemas.microsoft.com/office/word/2015/wordml/symex" xmlns:wpg="http://schemas.microsoft.com/office/word/2010/wordprocessingGroup" xmlns:wpi="http://schemas.microsoft.com/office/word/2010/wordprocessingInk" xmlns:wne="http://schemas.microsoft.com/office/word/2006/wordml" xmlns:wps="http://schemas.microsoft.com/office/word/2010/wordprocessingShape" mc:Ignorable="w14 w15 w16se w16cid w16 w16cex w16sdtdh w16sdtfl w16du wp14">
+<w:numbering xmlns:wpc="http://schemas.microsoft.com/office/word/2010/wordprocessingCanvas" xmlns:cx="http://schemas.microsoft.com/office/drawing/2014/chartex" xmlns:mc="http://schemas.openxmlformats.org/markup-compatibility/2006" xmlns:o="urn:schemas-microsoft-com:office:office" xmlns:r="http://schemas.openxmlformats.org/officeDocument/2006/relationships" xmlns:m="http://schemas.openxmlformats.org/officeDocument/2006/math" xmlns:v="urn:schemas-microsoft-com:vml" xmlns:wp14="http://schemas.microsoft.com/office/word/2010/wordprocessingDrawing" xmlns:wp="http://schemas.openxmlformats.org/drawingml/2006/wordprocessingDrawing" xmlns:w10="urn:schemas-microsoft-com:office:word" xmlns:w="http://schemas.openxmlformats.org/wordprocessingml/2006/main" xmlns:w14="http://schemas.microsoft.com/office/word/2010/wordml" xmlns:w15="http://schemas.microsoft.com/office/word/2012/wordml" xmlns:w16se="http://schemas.microsoft.com/office/word/2015/wordml/symex" xmlns:wpg="http://schemas.microsoft.com/office/word/2010/wordprocessingGroup" xmlns:wpi="http://schemas.microsoft.com/office/word/2010/wordprocessingInk" xmlns:wne="http://schemas.microsoft.com/office/word/2006/wordml" xmlns:wps="http://schemas.microsoft.com/office/word/2010/wordprocessingShape" mc:Ignorable="w14 w15 w16se wp14">
   <w:abstractNum w:abstractNumId="0" w15:restartNumberingAfterBreak="0">
     <w:nsid w:val="03F625A4"/>
     <w:multiLevelType w:val="multilevel"/>
@@ -10470,95 +10401,95 @@
       </w:rPr>
     </w:lvl>
   </w:abstractNum>
-  <w:num w:numId="1" w16cid:durableId="1854416910">
+  <w:num w:numId="1">
     <w:abstractNumId w:val="7"/>
   </w:num>
-  <w:num w:numId="2" w16cid:durableId="1508516742">
+  <w:num w:numId="2">
     <w:abstractNumId w:val="11"/>
   </w:num>
-  <w:num w:numId="3" w16cid:durableId="694115557">
+  <w:num w:numId="3">
     <w:abstractNumId w:val="4"/>
   </w:num>
-  <w:num w:numId="4" w16cid:durableId="723060539">
+  <w:num w:numId="4">
     <w:abstractNumId w:val="1"/>
   </w:num>
-  <w:num w:numId="5" w16cid:durableId="888343456">
+  <w:num w:numId="5">
     <w:abstractNumId w:val="0"/>
   </w:num>
-  <w:num w:numId="6" w16cid:durableId="168101639">
+  <w:num w:numId="6">
     <w:abstractNumId w:val="22"/>
   </w:num>
-  <w:num w:numId="7" w16cid:durableId="1134637081">
+  <w:num w:numId="7">
     <w:abstractNumId w:val="16"/>
   </w:num>
-  <w:num w:numId="8" w16cid:durableId="1905599822">
+  <w:num w:numId="8">
     <w:abstractNumId w:val="24"/>
   </w:num>
-  <w:num w:numId="9" w16cid:durableId="604846966">
+  <w:num w:numId="9">
     <w:abstractNumId w:val="18"/>
   </w:num>
-  <w:num w:numId="10" w16cid:durableId="834146510">
+  <w:num w:numId="10">
     <w:abstractNumId w:val="19"/>
   </w:num>
-  <w:num w:numId="11" w16cid:durableId="1637642311">
+  <w:num w:numId="11">
     <w:abstractNumId w:val="17"/>
   </w:num>
-  <w:num w:numId="12" w16cid:durableId="1643457749">
+  <w:num w:numId="12">
     <w:abstractNumId w:val="12"/>
   </w:num>
-  <w:num w:numId="13" w16cid:durableId="1510946453">
+  <w:num w:numId="13">
     <w:abstractNumId w:val="8"/>
   </w:num>
-  <w:num w:numId="14" w16cid:durableId="734663547">
+  <w:num w:numId="14">
     <w:abstractNumId w:val="10"/>
   </w:num>
-  <w:num w:numId="15" w16cid:durableId="529026152">
+  <w:num w:numId="15">
     <w:abstractNumId w:val="2"/>
   </w:num>
-  <w:num w:numId="16" w16cid:durableId="209653041">
+  <w:num w:numId="16">
     <w:abstractNumId w:val="25"/>
   </w:num>
-  <w:num w:numId="17" w16cid:durableId="1575118753">
+  <w:num w:numId="17">
     <w:abstractNumId w:val="14"/>
   </w:num>
-  <w:num w:numId="18" w16cid:durableId="841243255">
+  <w:num w:numId="18">
     <w:abstractNumId w:val="15"/>
   </w:num>
-  <w:num w:numId="19" w16cid:durableId="1549142641">
+  <w:num w:numId="19">
     <w:abstractNumId w:val="23"/>
   </w:num>
-  <w:num w:numId="20" w16cid:durableId="2088765750">
+  <w:num w:numId="20">
     <w:abstractNumId w:val="13"/>
   </w:num>
-  <w:num w:numId="21" w16cid:durableId="953252907">
+  <w:num w:numId="21">
     <w:abstractNumId w:val="3"/>
   </w:num>
-  <w:num w:numId="22" w16cid:durableId="9070147">
+  <w:num w:numId="22">
     <w:abstractNumId w:val="21"/>
   </w:num>
-  <w:num w:numId="23" w16cid:durableId="2122143362">
+  <w:num w:numId="23">
     <w:abstractNumId w:val="26"/>
   </w:num>
-  <w:num w:numId="24" w16cid:durableId="747769498">
+  <w:num w:numId="24">
     <w:abstractNumId w:val="27"/>
   </w:num>
-  <w:num w:numId="25" w16cid:durableId="1549143507">
+  <w:num w:numId="25">
     <w:abstractNumId w:val="20"/>
   </w:num>
-  <w:num w:numId="26" w16cid:durableId="155607667">
+  <w:num w:numId="26">
     <w:abstractNumId w:val="5"/>
   </w:num>
-  <w:num w:numId="27" w16cid:durableId="1104576450">
+  <w:num w:numId="27">
     <w:abstractNumId w:val="9"/>
   </w:num>
-  <w:num w:numId="28" w16cid:durableId="649599312">
+  <w:num w:numId="28">
     <w:abstractNumId w:val="6"/>
   </w:num>
 </w:numbering>
 </file>
 
 <file path=word/styles.xml><?xml version="1.0" encoding="utf-8"?>
-<w:styles xmlns:mc="http://schemas.openxmlformats.org/markup-compatibility/2006" xmlns:r="http://schemas.openxmlformats.org/officeDocument/2006/relationships" xmlns:w="http://schemas.openxmlformats.org/wordprocessingml/2006/main" xmlns:w14="http://schemas.microsoft.com/office/word/2010/wordml" xmlns:w15="http://schemas.microsoft.com/office/word/2012/wordml" xmlns:w16cex="http://schemas.microsoft.com/office/word/2018/wordml/cex" xmlns:w16cid="http://schemas.microsoft.com/office/word/2016/wordml/cid" xmlns:w16="http://schemas.microsoft.com/office/word/2018/wordml" xmlns:w16du="http://schemas.microsoft.com/office/word/2023/wordml/word16du" xmlns:w16sdtdh="http://schemas.microsoft.com/office/word/2020/wordml/sdtdatahash" xmlns:w16sdtfl="http://schemas.microsoft.com/office/word/2024/wordml/sdtformatlock" xmlns:w16se="http://schemas.microsoft.com/office/word/2015/wordml/symex" mc:Ignorable="w14 w15 w16se w16cid w16 w16cex w16sdtdh w16sdtfl w16du">
+<w:styles xmlns:mc="http://schemas.openxmlformats.org/markup-compatibility/2006" xmlns:r="http://schemas.openxmlformats.org/officeDocument/2006/relationships" xmlns:w="http://schemas.openxmlformats.org/wordprocessingml/2006/main" xmlns:w14="http://schemas.microsoft.com/office/word/2010/wordml" xmlns:w15="http://schemas.microsoft.com/office/word/2012/wordml" xmlns:w16se="http://schemas.microsoft.com/office/word/2015/wordml/symex" mc:Ignorable="w14 w15 w16se">
   <w:docDefaults>
     <w:rPrDefault>
       <w:rPr>
@@ -10576,7 +10507,7 @@
       </w:pPr>
     </w:pPrDefault>
   </w:docDefaults>
-  <w:latentStyles w:defLockedState="0" w:defUIPriority="99" w:defSemiHidden="0" w:defUnhideWhenUsed="0" w:defQFormat="0" w:count="376">
+  <w:latentStyles w:defLockedState="0" w:defUIPriority="99" w:defSemiHidden="0" w:defUnhideWhenUsed="0" w:defQFormat="0" w:count="371">
     <w:lsdException w:name="Normal" w:uiPriority="0" w:qFormat="1"/>
     <w:lsdException w:name="heading 1" w:uiPriority="9" w:qFormat="1"/>
     <w:lsdException w:name="heading 2" w:semiHidden="1" w:uiPriority="9" w:unhideWhenUsed="1" w:qFormat="1"/>
@@ -10948,11 +10879,6 @@
     <w:lsdException w:name="List Table 5 Dark Accent 6" w:uiPriority="50"/>
     <w:lsdException w:name="List Table 6 Colorful Accent 6" w:uiPriority="51"/>
     <w:lsdException w:name="List Table 7 Colorful Accent 6" w:uiPriority="52"/>
-    <w:lsdException w:name="Mention" w:semiHidden="1" w:unhideWhenUsed="1"/>
-    <w:lsdException w:name="Smart Hyperlink" w:semiHidden="1" w:unhideWhenUsed="1"/>
-    <w:lsdException w:name="Hashtag" w:semiHidden="1" w:unhideWhenUsed="1"/>
-    <w:lsdException w:name="Unresolved Mention" w:semiHidden="1" w:unhideWhenUsed="1"/>
-    <w:lsdException w:name="Smart Link" w:semiHidden="1" w:unhideWhenUsed="1"/>
   </w:latentStyles>
   <w:style w:type="paragraph" w:default="1" w:styleId="Normal">
     <w:name w:val="Normal"/>
